--- a/resources/a-level-business-capacity-supermarket-contract/A-Level-Business-Capacity-Supermarket-Contract-Teacher.docx
+++ b/resources/a-level-business-capacity-supermarket-contract/A-Level-Business-Capacity-Supermarket-Contract-Teacher.docx
@@ -61,13 +61,13 @@
         <w:tc>
           <w:tcPr>
             <w:tcW w:type="dxa" w:w="3452"/>
-            <w:shd w:fill="142D40"/>
             <w:tcBorders>
               <w:top w:val="single" w:sz="4" w:color="D9D9D9"/>
               <w:bottom w:val="single" w:sz="4" w:color="D9D9D9"/>
               <w:left w:val="single" w:sz="4" w:color="D9D9D9"/>
               <w:right w:val="single" w:sz="4" w:color="D9D9D9"/>
             </w:tcBorders>
+            <w:shd w:fill="142D40"/>
             <w:tcMar>
               <w:top w:w="85" w:type="dxa"/>
               <w:bottom w:w="85" w:type="dxa"/>
@@ -92,13 +92,13 @@
         <w:tc>
           <w:tcPr>
             <w:tcW w:type="dxa" w:w="1218"/>
-            <w:shd w:fill="142D40"/>
             <w:tcBorders>
               <w:top w:val="single" w:sz="4" w:color="D9D9D9"/>
               <w:bottom w:val="single" w:sz="4" w:color="D9D9D9"/>
               <w:left w:val="single" w:sz="4" w:color="D9D9D9"/>
               <w:right w:val="single" w:sz="4" w:color="D9D9D9"/>
             </w:tcBorders>
+            <w:shd w:fill="142D40"/>
             <w:tcMar>
               <w:top w:w="85" w:type="dxa"/>
               <w:bottom w:w="85" w:type="dxa"/>
@@ -123,13 +123,13 @@
         <w:tc>
           <w:tcPr>
             <w:tcW w:type="dxa" w:w="5482"/>
-            <w:shd w:fill="142D40"/>
             <w:tcBorders>
               <w:top w:val="single" w:sz="4" w:color="D9D9D9"/>
               <w:bottom w:val="single" w:sz="4" w:color="D9D9D9"/>
               <w:left w:val="single" w:sz="4" w:color="D9D9D9"/>
               <w:right w:val="single" w:sz="4" w:color="D9D9D9"/>
             </w:tcBorders>
+            <w:shd w:fill="142D40"/>
             <w:tcMar>
               <w:top w:w="85" w:type="dxa"/>
               <w:bottom w:w="85" w:type="dxa"/>
@@ -156,13 +156,13 @@
         <w:tc>
           <w:tcPr>
             <w:tcW w:type="dxa" w:w="3452"/>
-            <w:shd w:fill="FFFFFF"/>
             <w:tcBorders>
               <w:top w:val="single" w:sz="4" w:color="D9D9D9"/>
               <w:bottom w:val="single" w:sz="4" w:color="D9D9D9"/>
               <w:left w:val="single" w:sz="4" w:color="D9D9D9"/>
               <w:right w:val="single" w:sz="4" w:color="D9D9D9"/>
             </w:tcBorders>
+            <w:shd w:fill="FFFFFF"/>
             <w:tcMar>
               <w:top w:w="85" w:type="dxa"/>
               <w:bottom w:w="85" w:type="dxa"/>
@@ -187,13 +187,13 @@
         <w:tc>
           <w:tcPr>
             <w:tcW w:type="dxa" w:w="1218"/>
-            <w:shd w:fill="FFFFFF"/>
             <w:tcBorders>
               <w:top w:val="single" w:sz="4" w:color="D9D9D9"/>
               <w:bottom w:val="single" w:sz="4" w:color="D9D9D9"/>
               <w:left w:val="single" w:sz="4" w:color="D9D9D9"/>
               <w:right w:val="single" w:sz="4" w:color="D9D9D9"/>
             </w:tcBorders>
+            <w:shd w:fill="FFFFFF"/>
             <w:tcMar>
               <w:top w:w="85" w:type="dxa"/>
               <w:bottom w:w="85" w:type="dxa"/>
@@ -218,13 +218,13 @@
         <w:tc>
           <w:tcPr>
             <w:tcW w:type="dxa" w:w="5482"/>
-            <w:shd w:fill="FFFFFF"/>
             <w:tcBorders>
               <w:top w:val="single" w:sz="4" w:color="D9D9D9"/>
               <w:bottom w:val="single" w:sz="4" w:color="D9D9D9"/>
               <w:left w:val="single" w:sz="4" w:color="D9D9D9"/>
               <w:right w:val="single" w:sz="4" w:color="D9D9D9"/>
             </w:tcBorders>
+            <w:shd w:fill="FFFFFF"/>
             <w:tcMar>
               <w:top w:w="85" w:type="dxa"/>
               <w:bottom w:w="85" w:type="dxa"/>
@@ -251,13 +251,13 @@
         <w:tc>
           <w:tcPr>
             <w:tcW w:type="dxa" w:w="3452"/>
-            <w:shd w:fill="F1F5F7"/>
             <w:tcBorders>
               <w:top w:val="single" w:sz="4" w:color="D9D9D9"/>
               <w:bottom w:val="single" w:sz="4" w:color="D9D9D9"/>
               <w:left w:val="single" w:sz="4" w:color="D9D9D9"/>
               <w:right w:val="single" w:sz="4" w:color="D9D9D9"/>
             </w:tcBorders>
+            <w:shd w:fill="F1F5F7"/>
             <w:tcMar>
               <w:top w:w="85" w:type="dxa"/>
               <w:bottom w:w="85" w:type="dxa"/>
@@ -282,13 +282,13 @@
         <w:tc>
           <w:tcPr>
             <w:tcW w:type="dxa" w:w="1218"/>
-            <w:shd w:fill="F1F5F7"/>
             <w:tcBorders>
               <w:top w:val="single" w:sz="4" w:color="D9D9D9"/>
               <w:bottom w:val="single" w:sz="4" w:color="D9D9D9"/>
               <w:left w:val="single" w:sz="4" w:color="D9D9D9"/>
               <w:right w:val="single" w:sz="4" w:color="D9D9D9"/>
             </w:tcBorders>
+            <w:shd w:fill="F1F5F7"/>
             <w:tcMar>
               <w:top w:w="85" w:type="dxa"/>
               <w:bottom w:w="85" w:type="dxa"/>
@@ -313,13 +313,13 @@
         <w:tc>
           <w:tcPr>
             <w:tcW w:type="dxa" w:w="5482"/>
-            <w:shd w:fill="F1F5F7"/>
             <w:tcBorders>
               <w:top w:val="single" w:sz="4" w:color="D9D9D9"/>
               <w:bottom w:val="single" w:sz="4" w:color="D9D9D9"/>
               <w:left w:val="single" w:sz="4" w:color="D9D9D9"/>
               <w:right w:val="single" w:sz="4" w:color="D9D9D9"/>
             </w:tcBorders>
+            <w:shd w:fill="F1F5F7"/>
             <w:tcMar>
               <w:top w:w="85" w:type="dxa"/>
               <w:bottom w:w="85" w:type="dxa"/>
@@ -346,13 +346,13 @@
         <w:tc>
           <w:tcPr>
             <w:tcW w:type="dxa" w:w="3452"/>
-            <w:shd w:fill="FFFFFF"/>
             <w:tcBorders>
               <w:top w:val="single" w:sz="4" w:color="D9D9D9"/>
               <w:bottom w:val="single" w:sz="4" w:color="D9D9D9"/>
               <w:left w:val="single" w:sz="4" w:color="D9D9D9"/>
               <w:right w:val="single" w:sz="4" w:color="D9D9D9"/>
             </w:tcBorders>
+            <w:shd w:fill="FFFFFF"/>
             <w:tcMar>
               <w:top w:w="85" w:type="dxa"/>
               <w:bottom w:w="85" w:type="dxa"/>
@@ -377,13 +377,13 @@
         <w:tc>
           <w:tcPr>
             <w:tcW w:type="dxa" w:w="1218"/>
-            <w:shd w:fill="FFFFFF"/>
             <w:tcBorders>
               <w:top w:val="single" w:sz="4" w:color="D9D9D9"/>
               <w:bottom w:val="single" w:sz="4" w:color="D9D9D9"/>
               <w:left w:val="single" w:sz="4" w:color="D9D9D9"/>
               <w:right w:val="single" w:sz="4" w:color="D9D9D9"/>
             </w:tcBorders>
+            <w:shd w:fill="FFFFFF"/>
             <w:tcMar>
               <w:top w:w="85" w:type="dxa"/>
               <w:bottom w:w="85" w:type="dxa"/>
@@ -408,13 +408,13 @@
         <w:tc>
           <w:tcPr>
             <w:tcW w:type="dxa" w:w="5482"/>
-            <w:shd w:fill="FFFFFF"/>
             <w:tcBorders>
               <w:top w:val="single" w:sz="4" w:color="D9D9D9"/>
               <w:bottom w:val="single" w:sz="4" w:color="D9D9D9"/>
               <w:left w:val="single" w:sz="4" w:color="D9D9D9"/>
               <w:right w:val="single" w:sz="4" w:color="D9D9D9"/>
             </w:tcBorders>
+            <w:shd w:fill="FFFFFF"/>
             <w:tcMar>
               <w:top w:w="85" w:type="dxa"/>
               <w:bottom w:w="85" w:type="dxa"/>
@@ -441,13 +441,13 @@
         <w:tc>
           <w:tcPr>
             <w:tcW w:type="dxa" w:w="3452"/>
-            <w:shd w:fill="F1F5F7"/>
             <w:tcBorders>
               <w:top w:val="single" w:sz="4" w:color="D9D9D9"/>
               <w:bottom w:val="single" w:sz="4" w:color="D9D9D9"/>
               <w:left w:val="single" w:sz="4" w:color="D9D9D9"/>
               <w:right w:val="single" w:sz="4" w:color="D9D9D9"/>
             </w:tcBorders>
+            <w:shd w:fill="F1F5F7"/>
             <w:tcMar>
               <w:top w:w="85" w:type="dxa"/>
               <w:bottom w:w="85" w:type="dxa"/>
@@ -472,13 +472,13 @@
         <w:tc>
           <w:tcPr>
             <w:tcW w:type="dxa" w:w="1218"/>
-            <w:shd w:fill="F1F5F7"/>
             <w:tcBorders>
               <w:top w:val="single" w:sz="4" w:color="D9D9D9"/>
               <w:bottom w:val="single" w:sz="4" w:color="D9D9D9"/>
               <w:left w:val="single" w:sz="4" w:color="D9D9D9"/>
               <w:right w:val="single" w:sz="4" w:color="D9D9D9"/>
             </w:tcBorders>
+            <w:shd w:fill="F1F5F7"/>
             <w:tcMar>
               <w:top w:w="85" w:type="dxa"/>
               <w:bottom w:w="85" w:type="dxa"/>
@@ -503,13 +503,13 @@
         <w:tc>
           <w:tcPr>
             <w:tcW w:type="dxa" w:w="5482"/>
-            <w:shd w:fill="F1F5F7"/>
             <w:tcBorders>
               <w:top w:val="single" w:sz="4" w:color="D9D9D9"/>
               <w:bottom w:val="single" w:sz="4" w:color="D9D9D9"/>
               <w:left w:val="single" w:sz="4" w:color="D9D9D9"/>
               <w:right w:val="single" w:sz="4" w:color="D9D9D9"/>
             </w:tcBorders>
+            <w:shd w:fill="F1F5F7"/>
             <w:tcMar>
               <w:top w:w="85" w:type="dxa"/>
               <w:bottom w:w="85" w:type="dxa"/>
@@ -536,13 +536,13 @@
         <w:tc>
           <w:tcPr>
             <w:tcW w:type="dxa" w:w="3452"/>
-            <w:shd w:fill="FFFFFF"/>
             <w:tcBorders>
               <w:top w:val="single" w:sz="4" w:color="D9D9D9"/>
               <w:bottom w:val="single" w:sz="4" w:color="D9D9D9"/>
               <w:left w:val="single" w:sz="4" w:color="D9D9D9"/>
               <w:right w:val="single" w:sz="4" w:color="D9D9D9"/>
             </w:tcBorders>
+            <w:shd w:fill="FFFFFF"/>
             <w:tcMar>
               <w:top w:w="85" w:type="dxa"/>
               <w:bottom w:w="85" w:type="dxa"/>
@@ -567,13 +567,13 @@
         <w:tc>
           <w:tcPr>
             <w:tcW w:type="dxa" w:w="1218"/>
-            <w:shd w:fill="FFFFFF"/>
             <w:tcBorders>
               <w:top w:val="single" w:sz="4" w:color="D9D9D9"/>
               <w:bottom w:val="single" w:sz="4" w:color="D9D9D9"/>
               <w:left w:val="single" w:sz="4" w:color="D9D9D9"/>
               <w:right w:val="single" w:sz="4" w:color="D9D9D9"/>
             </w:tcBorders>
+            <w:shd w:fill="FFFFFF"/>
             <w:tcMar>
               <w:top w:w="85" w:type="dxa"/>
               <w:bottom w:w="85" w:type="dxa"/>
@@ -598,13 +598,13 @@
         <w:tc>
           <w:tcPr>
             <w:tcW w:type="dxa" w:w="5482"/>
-            <w:shd w:fill="FFFFFF"/>
             <w:tcBorders>
               <w:top w:val="single" w:sz="4" w:color="D9D9D9"/>
               <w:bottom w:val="single" w:sz="4" w:color="D9D9D9"/>
               <w:left w:val="single" w:sz="4" w:color="D9D9D9"/>
               <w:right w:val="single" w:sz="4" w:color="D9D9D9"/>
             </w:tcBorders>
+            <w:shd w:fill="FFFFFF"/>
             <w:tcMar>
               <w:top w:w="85" w:type="dxa"/>
               <w:bottom w:w="85" w:type="dxa"/>
@@ -631,13 +631,13 @@
         <w:tc>
           <w:tcPr>
             <w:tcW w:type="dxa" w:w="3452"/>
-            <w:shd w:fill="F1F5F7"/>
             <w:tcBorders>
               <w:top w:val="single" w:sz="4" w:color="D9D9D9"/>
               <w:bottom w:val="single" w:sz="4" w:color="D9D9D9"/>
               <w:left w:val="single" w:sz="4" w:color="D9D9D9"/>
               <w:right w:val="single" w:sz="4" w:color="D9D9D9"/>
             </w:tcBorders>
+            <w:shd w:fill="F1F5F7"/>
             <w:tcMar>
               <w:top w:w="85" w:type="dxa"/>
               <w:bottom w:w="85" w:type="dxa"/>
@@ -662,13 +662,13 @@
         <w:tc>
           <w:tcPr>
             <w:tcW w:type="dxa" w:w="1218"/>
-            <w:shd w:fill="F1F5F7"/>
             <w:tcBorders>
               <w:top w:val="single" w:sz="4" w:color="D9D9D9"/>
               <w:bottom w:val="single" w:sz="4" w:color="D9D9D9"/>
               <w:left w:val="single" w:sz="4" w:color="D9D9D9"/>
               <w:right w:val="single" w:sz="4" w:color="D9D9D9"/>
             </w:tcBorders>
+            <w:shd w:fill="F1F5F7"/>
             <w:tcMar>
               <w:top w:w="85" w:type="dxa"/>
               <w:bottom w:w="85" w:type="dxa"/>
@@ -693,13 +693,13 @@
         <w:tc>
           <w:tcPr>
             <w:tcW w:type="dxa" w:w="5482"/>
-            <w:shd w:fill="F1F5F7"/>
             <w:tcBorders>
               <w:top w:val="single" w:sz="4" w:color="D9D9D9"/>
               <w:bottom w:val="single" w:sz="4" w:color="D9D9D9"/>
               <w:left w:val="single" w:sz="4" w:color="D9D9D9"/>
               <w:right w:val="single" w:sz="4" w:color="D9D9D9"/>
             </w:tcBorders>
+            <w:shd w:fill="F1F5F7"/>
             <w:tcMar>
               <w:top w:w="85" w:type="dxa"/>
               <w:bottom w:w="85" w:type="dxa"/>
@@ -726,13 +726,13 @@
         <w:tc>
           <w:tcPr>
             <w:tcW w:type="dxa" w:w="3452"/>
-            <w:shd w:fill="FFFFFF"/>
             <w:tcBorders>
               <w:top w:val="single" w:sz="4" w:color="D9D9D9"/>
               <w:bottom w:val="single" w:sz="4" w:color="D9D9D9"/>
               <w:left w:val="single" w:sz="4" w:color="D9D9D9"/>
               <w:right w:val="single" w:sz="4" w:color="D9D9D9"/>
             </w:tcBorders>
+            <w:shd w:fill="FFFFFF"/>
             <w:tcMar>
               <w:top w:w="85" w:type="dxa"/>
               <w:bottom w:w="85" w:type="dxa"/>
@@ -757,13 +757,13 @@
         <w:tc>
           <w:tcPr>
             <w:tcW w:type="dxa" w:w="1218"/>
-            <w:shd w:fill="FFFFFF"/>
             <w:tcBorders>
               <w:top w:val="single" w:sz="4" w:color="D9D9D9"/>
               <w:bottom w:val="single" w:sz="4" w:color="D9D9D9"/>
               <w:left w:val="single" w:sz="4" w:color="D9D9D9"/>
               <w:right w:val="single" w:sz="4" w:color="D9D9D9"/>
             </w:tcBorders>
+            <w:shd w:fill="FFFFFF"/>
             <w:tcMar>
               <w:top w:w="85" w:type="dxa"/>
               <w:bottom w:w="85" w:type="dxa"/>
@@ -788,13 +788,13 @@
         <w:tc>
           <w:tcPr>
             <w:tcW w:type="dxa" w:w="5482"/>
-            <w:shd w:fill="FFFFFF"/>
             <w:tcBorders>
               <w:top w:val="single" w:sz="4" w:color="D9D9D9"/>
               <w:bottom w:val="single" w:sz="4" w:color="D9D9D9"/>
               <w:left w:val="single" w:sz="4" w:color="D9D9D9"/>
               <w:right w:val="single" w:sz="4" w:color="D9D9D9"/>
             </w:tcBorders>
+            <w:shd w:fill="FFFFFF"/>
             <w:tcMar>
               <w:top w:w="85" w:type="dxa"/>
               <w:bottom w:w="85" w:type="dxa"/>
@@ -821,13 +821,13 @@
         <w:tc>
           <w:tcPr>
             <w:tcW w:type="dxa" w:w="3452"/>
-            <w:shd w:fill="F1F5F7"/>
             <w:tcBorders>
               <w:top w:val="single" w:sz="4" w:color="D9D9D9"/>
               <w:bottom w:val="single" w:sz="4" w:color="D9D9D9"/>
               <w:left w:val="single" w:sz="4" w:color="D9D9D9"/>
               <w:right w:val="single" w:sz="4" w:color="D9D9D9"/>
             </w:tcBorders>
+            <w:shd w:fill="F1F5F7"/>
             <w:tcMar>
               <w:top w:w="85" w:type="dxa"/>
               <w:bottom w:w="85" w:type="dxa"/>
@@ -852,13 +852,13 @@
         <w:tc>
           <w:tcPr>
             <w:tcW w:type="dxa" w:w="1218"/>
-            <w:shd w:fill="F1F5F7"/>
             <w:tcBorders>
               <w:top w:val="single" w:sz="4" w:color="D9D9D9"/>
               <w:bottom w:val="single" w:sz="4" w:color="D9D9D9"/>
               <w:left w:val="single" w:sz="4" w:color="D9D9D9"/>
               <w:right w:val="single" w:sz="4" w:color="D9D9D9"/>
             </w:tcBorders>
+            <w:shd w:fill="F1F5F7"/>
             <w:tcMar>
               <w:top w:w="85" w:type="dxa"/>
               <w:bottom w:w="85" w:type="dxa"/>
@@ -883,13 +883,13 @@
         <w:tc>
           <w:tcPr>
             <w:tcW w:type="dxa" w:w="5482"/>
-            <w:shd w:fill="F1F5F7"/>
             <w:tcBorders>
               <w:top w:val="single" w:sz="4" w:color="D9D9D9"/>
               <w:bottom w:val="single" w:sz="4" w:color="D9D9D9"/>
               <w:left w:val="single" w:sz="4" w:color="D9D9D9"/>
               <w:right w:val="single" w:sz="4" w:color="D9D9D9"/>
             </w:tcBorders>
+            <w:shd w:fill="F1F5F7"/>
             <w:tcMar>
               <w:top w:w="85" w:type="dxa"/>
               <w:bottom w:w="85" w:type="dxa"/>
@@ -981,13 +981,13 @@
         <w:tc>
           <w:tcPr>
             <w:tcW w:type="dxa" w:w="3046"/>
-            <w:shd w:fill="142D40"/>
             <w:tcBorders>
               <w:top w:val="single" w:sz="4" w:color="D9D9D9"/>
               <w:bottom w:val="single" w:sz="4" w:color="D9D9D9"/>
               <w:left w:val="single" w:sz="4" w:color="D9D9D9"/>
               <w:right w:val="single" w:sz="4" w:color="D9D9D9"/>
             </w:tcBorders>
+            <w:shd w:fill="142D40"/>
             <w:tcMar>
               <w:top w:w="85" w:type="dxa"/>
               <w:bottom w:w="85" w:type="dxa"/>
@@ -1012,13 +1012,13 @@
         <w:tc>
           <w:tcPr>
             <w:tcW w:type="dxa" w:w="2640"/>
-            <w:shd w:fill="142D40"/>
             <w:tcBorders>
               <w:top w:val="single" w:sz="4" w:color="D9D9D9"/>
               <w:bottom w:val="single" w:sz="4" w:color="D9D9D9"/>
               <w:left w:val="single" w:sz="4" w:color="D9D9D9"/>
               <w:right w:val="single" w:sz="4" w:color="D9D9D9"/>
             </w:tcBorders>
+            <w:shd w:fill="142D40"/>
             <w:tcMar>
               <w:top w:w="85" w:type="dxa"/>
               <w:bottom w:w="85" w:type="dxa"/>
@@ -1043,13 +1043,13 @@
         <w:tc>
           <w:tcPr>
             <w:tcW w:type="dxa" w:w="4467"/>
-            <w:shd w:fill="142D40"/>
             <w:tcBorders>
               <w:top w:val="single" w:sz="4" w:color="D9D9D9"/>
               <w:bottom w:val="single" w:sz="4" w:color="D9D9D9"/>
               <w:left w:val="single" w:sz="4" w:color="D9D9D9"/>
               <w:right w:val="single" w:sz="4" w:color="D9D9D9"/>
             </w:tcBorders>
+            <w:shd w:fill="142D40"/>
             <w:tcMar>
               <w:top w:w="85" w:type="dxa"/>
               <w:bottom w:w="85" w:type="dxa"/>
@@ -1076,13 +1076,13 @@
         <w:tc>
           <w:tcPr>
             <w:tcW w:type="dxa" w:w="3046"/>
-            <w:shd w:fill="FFFFFF"/>
             <w:tcBorders>
               <w:top w:val="single" w:sz="4" w:color="D9D9D9"/>
               <w:bottom w:val="single" w:sz="4" w:color="D9D9D9"/>
               <w:left w:val="single" w:sz="4" w:color="D9D9D9"/>
               <w:right w:val="single" w:sz="4" w:color="D9D9D9"/>
             </w:tcBorders>
+            <w:shd w:fill="FFFFFF"/>
             <w:tcMar>
               <w:top w:w="85" w:type="dxa"/>
               <w:bottom w:w="85" w:type="dxa"/>
@@ -1107,13 +1107,13 @@
         <w:tc>
           <w:tcPr>
             <w:tcW w:type="dxa" w:w="2640"/>
-            <w:shd w:fill="FFFFFF"/>
             <w:tcBorders>
               <w:top w:val="single" w:sz="4" w:color="D9D9D9"/>
               <w:bottom w:val="single" w:sz="4" w:color="D9D9D9"/>
               <w:left w:val="single" w:sz="4" w:color="D9D9D9"/>
               <w:right w:val="single" w:sz="4" w:color="D9D9D9"/>
             </w:tcBorders>
+            <w:shd w:fill="FFFFFF"/>
             <w:tcMar>
               <w:top w:w="85" w:type="dxa"/>
               <w:bottom w:w="85" w:type="dxa"/>
@@ -1138,13 +1138,13 @@
         <w:tc>
           <w:tcPr>
             <w:tcW w:type="dxa" w:w="4467"/>
-            <w:shd w:fill="FFFFFF"/>
             <w:tcBorders>
               <w:top w:val="single" w:sz="4" w:color="D9D9D9"/>
               <w:bottom w:val="single" w:sz="4" w:color="D9D9D9"/>
               <w:left w:val="single" w:sz="4" w:color="D9D9D9"/>
               <w:right w:val="single" w:sz="4" w:color="D9D9D9"/>
             </w:tcBorders>
+            <w:shd w:fill="FFFFFF"/>
             <w:tcMar>
               <w:top w:w="85" w:type="dxa"/>
               <w:bottom w:w="85" w:type="dxa"/>
@@ -1171,13 +1171,13 @@
         <w:tc>
           <w:tcPr>
             <w:tcW w:type="dxa" w:w="3046"/>
-            <w:shd w:fill="F1F5F7"/>
             <w:tcBorders>
               <w:top w:val="single" w:sz="4" w:color="D9D9D9"/>
               <w:bottom w:val="single" w:sz="4" w:color="D9D9D9"/>
               <w:left w:val="single" w:sz="4" w:color="D9D9D9"/>
               <w:right w:val="single" w:sz="4" w:color="D9D9D9"/>
             </w:tcBorders>
+            <w:shd w:fill="F1F5F7"/>
             <w:tcMar>
               <w:top w:w="85" w:type="dxa"/>
               <w:bottom w:w="85" w:type="dxa"/>
@@ -1202,13 +1202,13 @@
         <w:tc>
           <w:tcPr>
             <w:tcW w:type="dxa" w:w="2640"/>
-            <w:shd w:fill="F1F5F7"/>
             <w:tcBorders>
               <w:top w:val="single" w:sz="4" w:color="D9D9D9"/>
               <w:bottom w:val="single" w:sz="4" w:color="D9D9D9"/>
               <w:left w:val="single" w:sz="4" w:color="D9D9D9"/>
               <w:right w:val="single" w:sz="4" w:color="D9D9D9"/>
             </w:tcBorders>
+            <w:shd w:fill="F1F5F7"/>
             <w:tcMar>
               <w:top w:w="85" w:type="dxa"/>
               <w:bottom w:w="85" w:type="dxa"/>
@@ -1233,13 +1233,13 @@
         <w:tc>
           <w:tcPr>
             <w:tcW w:type="dxa" w:w="4467"/>
-            <w:shd w:fill="F1F5F7"/>
             <w:tcBorders>
               <w:top w:val="single" w:sz="4" w:color="D9D9D9"/>
               <w:bottom w:val="single" w:sz="4" w:color="D9D9D9"/>
               <w:left w:val="single" w:sz="4" w:color="D9D9D9"/>
               <w:right w:val="single" w:sz="4" w:color="D9D9D9"/>
             </w:tcBorders>
+            <w:shd w:fill="F1F5F7"/>
             <w:tcMar>
               <w:top w:w="85" w:type="dxa"/>
               <w:bottom w:w="85" w:type="dxa"/>
@@ -1266,13 +1266,13 @@
         <w:tc>
           <w:tcPr>
             <w:tcW w:type="dxa" w:w="3046"/>
-            <w:shd w:fill="FFFFFF"/>
             <w:tcBorders>
               <w:top w:val="single" w:sz="4" w:color="D9D9D9"/>
               <w:bottom w:val="single" w:sz="4" w:color="D9D9D9"/>
               <w:left w:val="single" w:sz="4" w:color="D9D9D9"/>
               <w:right w:val="single" w:sz="4" w:color="D9D9D9"/>
             </w:tcBorders>
+            <w:shd w:fill="FFFFFF"/>
             <w:tcMar>
               <w:top w:w="85" w:type="dxa"/>
               <w:bottom w:w="85" w:type="dxa"/>
@@ -1297,13 +1297,13 @@
         <w:tc>
           <w:tcPr>
             <w:tcW w:type="dxa" w:w="2640"/>
-            <w:shd w:fill="FFFFFF"/>
             <w:tcBorders>
               <w:top w:val="single" w:sz="4" w:color="D9D9D9"/>
               <w:bottom w:val="single" w:sz="4" w:color="D9D9D9"/>
               <w:left w:val="single" w:sz="4" w:color="D9D9D9"/>
               <w:right w:val="single" w:sz="4" w:color="D9D9D9"/>
             </w:tcBorders>
+            <w:shd w:fill="FFFFFF"/>
             <w:tcMar>
               <w:top w:w="85" w:type="dxa"/>
               <w:bottom w:w="85" w:type="dxa"/>
@@ -1328,13 +1328,13 @@
         <w:tc>
           <w:tcPr>
             <w:tcW w:type="dxa" w:w="4467"/>
-            <w:shd w:fill="FFFFFF"/>
             <w:tcBorders>
               <w:top w:val="single" w:sz="4" w:color="D9D9D9"/>
               <w:bottom w:val="single" w:sz="4" w:color="D9D9D9"/>
               <w:left w:val="single" w:sz="4" w:color="D9D9D9"/>
               <w:right w:val="single" w:sz="4" w:color="D9D9D9"/>
             </w:tcBorders>
+            <w:shd w:fill="FFFFFF"/>
             <w:tcMar>
               <w:top w:w="85" w:type="dxa"/>
               <w:bottom w:w="85" w:type="dxa"/>
@@ -1361,13 +1361,13 @@
         <w:tc>
           <w:tcPr>
             <w:tcW w:type="dxa" w:w="3046"/>
-            <w:shd w:fill="F1F5F7"/>
             <w:tcBorders>
               <w:top w:val="single" w:sz="4" w:color="D9D9D9"/>
               <w:bottom w:val="single" w:sz="4" w:color="D9D9D9"/>
               <w:left w:val="single" w:sz="4" w:color="D9D9D9"/>
               <w:right w:val="single" w:sz="4" w:color="D9D9D9"/>
             </w:tcBorders>
+            <w:shd w:fill="F1F5F7"/>
             <w:tcMar>
               <w:top w:w="85" w:type="dxa"/>
               <w:bottom w:w="85" w:type="dxa"/>
@@ -1392,13 +1392,13 @@
         <w:tc>
           <w:tcPr>
             <w:tcW w:type="dxa" w:w="2640"/>
-            <w:shd w:fill="F1F5F7"/>
             <w:tcBorders>
               <w:top w:val="single" w:sz="4" w:color="D9D9D9"/>
               <w:bottom w:val="single" w:sz="4" w:color="D9D9D9"/>
               <w:left w:val="single" w:sz="4" w:color="D9D9D9"/>
               <w:right w:val="single" w:sz="4" w:color="D9D9D9"/>
             </w:tcBorders>
+            <w:shd w:fill="F1F5F7"/>
             <w:tcMar>
               <w:top w:w="85" w:type="dxa"/>
               <w:bottom w:w="85" w:type="dxa"/>
@@ -1423,13 +1423,13 @@
         <w:tc>
           <w:tcPr>
             <w:tcW w:type="dxa" w:w="4467"/>
-            <w:shd w:fill="F1F5F7"/>
             <w:tcBorders>
               <w:top w:val="single" w:sz="4" w:color="D9D9D9"/>
               <w:bottom w:val="single" w:sz="4" w:color="D9D9D9"/>
               <w:left w:val="single" w:sz="4" w:color="D9D9D9"/>
               <w:right w:val="single" w:sz="4" w:color="D9D9D9"/>
             </w:tcBorders>
+            <w:shd w:fill="F1F5F7"/>
             <w:tcMar>
               <w:top w:w="85" w:type="dxa"/>
               <w:bottom w:w="85" w:type="dxa"/>
@@ -1497,13 +1497,13 @@
         <w:tc>
           <w:tcPr>
             <w:tcW w:type="dxa" w:w="4670"/>
-            <w:shd w:fill="142D40"/>
             <w:tcBorders>
               <w:top w:val="single" w:sz="4" w:color="D9D9D9"/>
               <w:bottom w:val="single" w:sz="4" w:color="D9D9D9"/>
               <w:left w:val="single" w:sz="4" w:color="D9D9D9"/>
               <w:right w:val="single" w:sz="4" w:color="D9D9D9"/>
             </w:tcBorders>
+            <w:shd w:fill="142D40"/>
             <w:tcMar>
               <w:top w:w="85" w:type="dxa"/>
               <w:bottom w:w="85" w:type="dxa"/>
@@ -1527,13 +1527,13 @@
         <w:tc>
           <w:tcPr>
             <w:tcW w:type="dxa" w:w="1827"/>
-            <w:shd w:fill="142D40"/>
             <w:tcBorders>
               <w:top w:val="single" w:sz="4" w:color="D9D9D9"/>
               <w:bottom w:val="single" w:sz="4" w:color="D9D9D9"/>
               <w:left w:val="single" w:sz="4" w:color="D9D9D9"/>
               <w:right w:val="single" w:sz="4" w:color="D9D9D9"/>
             </w:tcBorders>
+            <w:shd w:fill="142D40"/>
             <w:tcMar>
               <w:top w:w="85" w:type="dxa"/>
               <w:bottom w:w="85" w:type="dxa"/>
@@ -1558,13 +1558,13 @@
         <w:tc>
           <w:tcPr>
             <w:tcW w:type="dxa" w:w="1827"/>
-            <w:shd w:fill="142D40"/>
             <w:tcBorders>
               <w:top w:val="single" w:sz="4" w:color="D9D9D9"/>
               <w:bottom w:val="single" w:sz="4" w:color="D9D9D9"/>
               <w:left w:val="single" w:sz="4" w:color="D9D9D9"/>
               <w:right w:val="single" w:sz="4" w:color="D9D9D9"/>
             </w:tcBorders>
+            <w:shd w:fill="142D40"/>
             <w:tcMar>
               <w:top w:w="85" w:type="dxa"/>
               <w:bottom w:w="85" w:type="dxa"/>
@@ -1589,13 +1589,13 @@
         <w:tc>
           <w:tcPr>
             <w:tcW w:type="dxa" w:w="1827"/>
-            <w:shd w:fill="142D40"/>
             <w:tcBorders>
               <w:top w:val="single" w:sz="4" w:color="D9D9D9"/>
               <w:bottom w:val="single" w:sz="4" w:color="D9D9D9"/>
               <w:left w:val="single" w:sz="4" w:color="D9D9D9"/>
               <w:right w:val="single" w:sz="4" w:color="D9D9D9"/>
             </w:tcBorders>
+            <w:shd w:fill="142D40"/>
             <w:tcMar>
               <w:top w:w="85" w:type="dxa"/>
               <w:bottom w:w="85" w:type="dxa"/>
@@ -1622,13 +1622,13 @@
         <w:tc>
           <w:tcPr>
             <w:tcW w:type="dxa" w:w="4670"/>
-            <w:shd w:fill="FFFFFF"/>
             <w:tcBorders>
               <w:top w:val="single" w:sz="4" w:color="D9D9D9"/>
               <w:bottom w:val="single" w:sz="4" w:color="D9D9D9"/>
               <w:left w:val="single" w:sz="4" w:color="D9D9D9"/>
               <w:right w:val="single" w:sz="4" w:color="D9D9D9"/>
             </w:tcBorders>
+            <w:shd w:fill="FFFFFF"/>
             <w:tcMar>
               <w:top w:w="85" w:type="dxa"/>
               <w:bottom w:w="85" w:type="dxa"/>
@@ -1653,13 +1653,13 @@
         <w:tc>
           <w:tcPr>
             <w:tcW w:type="dxa" w:w="1827"/>
-            <w:shd w:fill="FFFFFF"/>
             <w:tcBorders>
               <w:top w:val="single" w:sz="4" w:color="D9D9D9"/>
               <w:bottom w:val="single" w:sz="4" w:color="D9D9D9"/>
               <w:left w:val="single" w:sz="4" w:color="D9D9D9"/>
               <w:right w:val="single" w:sz="4" w:color="D9D9D9"/>
             </w:tcBorders>
+            <w:shd w:fill="FFFFFF"/>
             <w:tcMar>
               <w:top w:w="85" w:type="dxa"/>
               <w:bottom w:w="85" w:type="dxa"/>
@@ -1684,13 +1684,13 @@
         <w:tc>
           <w:tcPr>
             <w:tcW w:type="dxa" w:w="1827"/>
-            <w:shd w:fill="FFFFFF"/>
             <w:tcBorders>
               <w:top w:val="single" w:sz="4" w:color="D9D9D9"/>
               <w:bottom w:val="single" w:sz="4" w:color="D9D9D9"/>
               <w:left w:val="single" w:sz="4" w:color="D9D9D9"/>
               <w:right w:val="single" w:sz="4" w:color="D9D9D9"/>
             </w:tcBorders>
+            <w:shd w:fill="FFFFFF"/>
             <w:tcMar>
               <w:top w:w="85" w:type="dxa"/>
               <w:bottom w:w="85" w:type="dxa"/>
@@ -1715,13 +1715,13 @@
         <w:tc>
           <w:tcPr>
             <w:tcW w:type="dxa" w:w="1827"/>
-            <w:shd w:fill="FFFFFF"/>
             <w:tcBorders>
               <w:top w:val="single" w:sz="4" w:color="D9D9D9"/>
               <w:bottom w:val="single" w:sz="4" w:color="D9D9D9"/>
               <w:left w:val="single" w:sz="4" w:color="D9D9D9"/>
               <w:right w:val="single" w:sz="4" w:color="D9D9D9"/>
             </w:tcBorders>
+            <w:shd w:fill="FFFFFF"/>
             <w:tcMar>
               <w:top w:w="85" w:type="dxa"/>
               <w:bottom w:w="85" w:type="dxa"/>
@@ -1748,13 +1748,13 @@
         <w:tc>
           <w:tcPr>
             <w:tcW w:type="dxa" w:w="4670"/>
-            <w:shd w:fill="F1F5F7"/>
             <w:tcBorders>
               <w:top w:val="single" w:sz="4" w:color="D9D9D9"/>
               <w:bottom w:val="single" w:sz="4" w:color="D9D9D9"/>
               <w:left w:val="single" w:sz="4" w:color="D9D9D9"/>
               <w:right w:val="single" w:sz="4" w:color="D9D9D9"/>
             </w:tcBorders>
+            <w:shd w:fill="F1F5F7"/>
             <w:tcMar>
               <w:top w:w="85" w:type="dxa"/>
               <w:bottom w:w="85" w:type="dxa"/>
@@ -1779,13 +1779,13 @@
         <w:tc>
           <w:tcPr>
             <w:tcW w:type="dxa" w:w="1827"/>
-            <w:shd w:fill="F1F5F7"/>
             <w:tcBorders>
               <w:top w:val="single" w:sz="4" w:color="D9D9D9"/>
               <w:bottom w:val="single" w:sz="4" w:color="D9D9D9"/>
               <w:left w:val="single" w:sz="4" w:color="D9D9D9"/>
               <w:right w:val="single" w:sz="4" w:color="D9D9D9"/>
             </w:tcBorders>
+            <w:shd w:fill="F1F5F7"/>
             <w:tcMar>
               <w:top w:w="85" w:type="dxa"/>
               <w:bottom w:w="85" w:type="dxa"/>
@@ -1810,13 +1810,13 @@
         <w:tc>
           <w:tcPr>
             <w:tcW w:type="dxa" w:w="1827"/>
-            <w:shd w:fill="F1F5F7"/>
             <w:tcBorders>
               <w:top w:val="single" w:sz="4" w:color="D9D9D9"/>
               <w:bottom w:val="single" w:sz="4" w:color="D9D9D9"/>
               <w:left w:val="single" w:sz="4" w:color="D9D9D9"/>
               <w:right w:val="single" w:sz="4" w:color="D9D9D9"/>
             </w:tcBorders>
+            <w:shd w:fill="F1F5F7"/>
             <w:tcMar>
               <w:top w:w="85" w:type="dxa"/>
               <w:bottom w:w="85" w:type="dxa"/>
@@ -1841,13 +1841,13 @@
         <w:tc>
           <w:tcPr>
             <w:tcW w:type="dxa" w:w="1827"/>
-            <w:shd w:fill="F1F5F7"/>
             <w:tcBorders>
               <w:top w:val="single" w:sz="4" w:color="D9D9D9"/>
               <w:bottom w:val="single" w:sz="4" w:color="D9D9D9"/>
               <w:left w:val="single" w:sz="4" w:color="D9D9D9"/>
               <w:right w:val="single" w:sz="4" w:color="D9D9D9"/>
             </w:tcBorders>
+            <w:shd w:fill="F1F5F7"/>
             <w:tcMar>
               <w:top w:w="85" w:type="dxa"/>
               <w:bottom w:w="85" w:type="dxa"/>
@@ -1874,13 +1874,13 @@
         <w:tc>
           <w:tcPr>
             <w:tcW w:type="dxa" w:w="4670"/>
-            <w:shd w:fill="FFFFFF"/>
             <w:tcBorders>
               <w:top w:val="single" w:sz="4" w:color="D9D9D9"/>
               <w:bottom w:val="single" w:sz="4" w:color="D9D9D9"/>
               <w:left w:val="single" w:sz="4" w:color="D9D9D9"/>
               <w:right w:val="single" w:sz="4" w:color="D9D9D9"/>
             </w:tcBorders>
+            <w:shd w:fill="FFFFFF"/>
             <w:tcMar>
               <w:top w:w="85" w:type="dxa"/>
               <w:bottom w:w="85" w:type="dxa"/>
@@ -1905,13 +1905,13 @@
         <w:tc>
           <w:tcPr>
             <w:tcW w:type="dxa" w:w="1827"/>
-            <w:shd w:fill="FFFFFF"/>
             <w:tcBorders>
               <w:top w:val="single" w:sz="4" w:color="D9D9D9"/>
               <w:bottom w:val="single" w:sz="4" w:color="D9D9D9"/>
               <w:left w:val="single" w:sz="4" w:color="D9D9D9"/>
               <w:right w:val="single" w:sz="4" w:color="D9D9D9"/>
             </w:tcBorders>
+            <w:shd w:fill="FFFFFF"/>
             <w:tcMar>
               <w:top w:w="85" w:type="dxa"/>
               <w:bottom w:w="85" w:type="dxa"/>
@@ -1936,13 +1936,13 @@
         <w:tc>
           <w:tcPr>
             <w:tcW w:type="dxa" w:w="1827"/>
-            <w:shd w:fill="FFFFFF"/>
             <w:tcBorders>
               <w:top w:val="single" w:sz="4" w:color="D9D9D9"/>
               <w:bottom w:val="single" w:sz="4" w:color="D9D9D9"/>
               <w:left w:val="single" w:sz="4" w:color="D9D9D9"/>
               <w:right w:val="single" w:sz="4" w:color="D9D9D9"/>
             </w:tcBorders>
+            <w:shd w:fill="FFFFFF"/>
             <w:tcMar>
               <w:top w:w="85" w:type="dxa"/>
               <w:bottom w:w="85" w:type="dxa"/>
@@ -1967,13 +1967,13 @@
         <w:tc>
           <w:tcPr>
             <w:tcW w:type="dxa" w:w="1827"/>
-            <w:shd w:fill="FFFFFF"/>
             <w:tcBorders>
               <w:top w:val="single" w:sz="4" w:color="D9D9D9"/>
               <w:bottom w:val="single" w:sz="4" w:color="D9D9D9"/>
               <w:left w:val="single" w:sz="4" w:color="D9D9D9"/>
               <w:right w:val="single" w:sz="4" w:color="D9D9D9"/>
             </w:tcBorders>
+            <w:shd w:fill="FFFFFF"/>
             <w:tcMar>
               <w:top w:w="85" w:type="dxa"/>
               <w:bottom w:w="85" w:type="dxa"/>
@@ -2000,13 +2000,13 @@
         <w:tc>
           <w:tcPr>
             <w:tcW w:type="dxa" w:w="4670"/>
-            <w:shd w:fill="F1F5F7"/>
             <w:tcBorders>
               <w:top w:val="single" w:sz="4" w:color="D9D9D9"/>
               <w:bottom w:val="single" w:sz="4" w:color="D9D9D9"/>
               <w:left w:val="single" w:sz="4" w:color="D9D9D9"/>
               <w:right w:val="single" w:sz="4" w:color="D9D9D9"/>
             </w:tcBorders>
+            <w:shd w:fill="F1F5F7"/>
             <w:tcMar>
               <w:top w:w="85" w:type="dxa"/>
               <w:bottom w:w="85" w:type="dxa"/>
@@ -2031,13 +2031,13 @@
         <w:tc>
           <w:tcPr>
             <w:tcW w:type="dxa" w:w="1827"/>
-            <w:shd w:fill="F1F5F7"/>
             <w:tcBorders>
               <w:top w:val="single" w:sz="4" w:color="D9D9D9"/>
               <w:bottom w:val="single" w:sz="4" w:color="D9D9D9"/>
               <w:left w:val="single" w:sz="4" w:color="D9D9D9"/>
               <w:right w:val="single" w:sz="4" w:color="D9D9D9"/>
             </w:tcBorders>
+            <w:shd w:fill="F1F5F7"/>
             <w:tcMar>
               <w:top w:w="85" w:type="dxa"/>
               <w:bottom w:w="85" w:type="dxa"/>
@@ -2062,13 +2062,13 @@
         <w:tc>
           <w:tcPr>
             <w:tcW w:type="dxa" w:w="1827"/>
-            <w:shd w:fill="F1F5F7"/>
             <w:tcBorders>
               <w:top w:val="single" w:sz="4" w:color="D9D9D9"/>
               <w:bottom w:val="single" w:sz="4" w:color="D9D9D9"/>
               <w:left w:val="single" w:sz="4" w:color="D9D9D9"/>
               <w:right w:val="single" w:sz="4" w:color="D9D9D9"/>
             </w:tcBorders>
+            <w:shd w:fill="F1F5F7"/>
             <w:tcMar>
               <w:top w:w="85" w:type="dxa"/>
               <w:bottom w:w="85" w:type="dxa"/>
@@ -2093,13 +2093,13 @@
         <w:tc>
           <w:tcPr>
             <w:tcW w:type="dxa" w:w="1827"/>
-            <w:shd w:fill="F1F5F7"/>
             <w:tcBorders>
               <w:top w:val="single" w:sz="4" w:color="D9D9D9"/>
               <w:bottom w:val="single" w:sz="4" w:color="D9D9D9"/>
               <w:left w:val="single" w:sz="4" w:color="D9D9D9"/>
               <w:right w:val="single" w:sz="4" w:color="D9D9D9"/>
             </w:tcBorders>
+            <w:shd w:fill="F1F5F7"/>
             <w:tcMar>
               <w:top w:w="85" w:type="dxa"/>
               <w:bottom w:w="85" w:type="dxa"/>
@@ -2126,13 +2126,13 @@
         <w:tc>
           <w:tcPr>
             <w:tcW w:type="dxa" w:w="4670"/>
-            <w:shd w:fill="FFFFFF"/>
             <w:tcBorders>
               <w:top w:val="single" w:sz="4" w:color="D9D9D9"/>
               <w:bottom w:val="single" w:sz="4" w:color="D9D9D9"/>
               <w:left w:val="single" w:sz="4" w:color="D9D9D9"/>
               <w:right w:val="single" w:sz="4" w:color="D9D9D9"/>
             </w:tcBorders>
+            <w:shd w:fill="FFFFFF"/>
             <w:tcMar>
               <w:top w:w="85" w:type="dxa"/>
               <w:bottom w:w="85" w:type="dxa"/>
@@ -2157,13 +2157,13 @@
         <w:tc>
           <w:tcPr>
             <w:tcW w:type="dxa" w:w="1827"/>
-            <w:shd w:fill="FFFFFF"/>
             <w:tcBorders>
               <w:top w:val="single" w:sz="4" w:color="D9D9D9"/>
               <w:bottom w:val="single" w:sz="4" w:color="D9D9D9"/>
               <w:left w:val="single" w:sz="4" w:color="D9D9D9"/>
               <w:right w:val="single" w:sz="4" w:color="D9D9D9"/>
             </w:tcBorders>
+            <w:shd w:fill="FFFFFF"/>
             <w:tcMar>
               <w:top w:w="85" w:type="dxa"/>
               <w:bottom w:w="85" w:type="dxa"/>
@@ -2188,13 +2188,13 @@
         <w:tc>
           <w:tcPr>
             <w:tcW w:type="dxa" w:w="1827"/>
-            <w:shd w:fill="FFFFFF"/>
             <w:tcBorders>
               <w:top w:val="single" w:sz="4" w:color="D9D9D9"/>
               <w:bottom w:val="single" w:sz="4" w:color="D9D9D9"/>
               <w:left w:val="single" w:sz="4" w:color="D9D9D9"/>
               <w:right w:val="single" w:sz="4" w:color="D9D9D9"/>
             </w:tcBorders>
+            <w:shd w:fill="FFFFFF"/>
             <w:tcMar>
               <w:top w:w="85" w:type="dxa"/>
               <w:bottom w:w="85" w:type="dxa"/>
@@ -2219,13 +2219,13 @@
         <w:tc>
           <w:tcPr>
             <w:tcW w:type="dxa" w:w="1827"/>
-            <w:shd w:fill="FFFFFF"/>
             <w:tcBorders>
               <w:top w:val="single" w:sz="4" w:color="D9D9D9"/>
               <w:bottom w:val="single" w:sz="4" w:color="D9D9D9"/>
               <w:left w:val="single" w:sz="4" w:color="D9D9D9"/>
               <w:right w:val="single" w:sz="4" w:color="D9D9D9"/>
             </w:tcBorders>
+            <w:shd w:fill="FFFFFF"/>
             <w:tcMar>
               <w:top w:w="85" w:type="dxa"/>
               <w:bottom w:w="85" w:type="dxa"/>
@@ -2252,13 +2252,13 @@
         <w:tc>
           <w:tcPr>
             <w:tcW w:type="dxa" w:w="4670"/>
-            <w:shd w:fill="F1F5F7"/>
             <w:tcBorders>
               <w:top w:val="single" w:sz="4" w:color="D9D9D9"/>
               <w:bottom w:val="single" w:sz="4" w:color="D9D9D9"/>
               <w:left w:val="single" w:sz="4" w:color="D9D9D9"/>
               <w:right w:val="single" w:sz="4" w:color="D9D9D9"/>
             </w:tcBorders>
+            <w:shd w:fill="F1F5F7"/>
             <w:tcMar>
               <w:top w:w="85" w:type="dxa"/>
               <w:bottom w:w="85" w:type="dxa"/>
@@ -2283,13 +2283,13 @@
         <w:tc>
           <w:tcPr>
             <w:tcW w:type="dxa" w:w="1827"/>
-            <w:shd w:fill="F1F5F7"/>
             <w:tcBorders>
               <w:top w:val="single" w:sz="4" w:color="D9D9D9"/>
               <w:bottom w:val="single" w:sz="4" w:color="D9D9D9"/>
               <w:left w:val="single" w:sz="4" w:color="D9D9D9"/>
               <w:right w:val="single" w:sz="4" w:color="D9D9D9"/>
             </w:tcBorders>
+            <w:shd w:fill="F1F5F7"/>
             <w:tcMar>
               <w:top w:w="85" w:type="dxa"/>
               <w:bottom w:w="85" w:type="dxa"/>
@@ -2314,13 +2314,13 @@
         <w:tc>
           <w:tcPr>
             <w:tcW w:type="dxa" w:w="1827"/>
-            <w:shd w:fill="F1F5F7"/>
             <w:tcBorders>
               <w:top w:val="single" w:sz="4" w:color="D9D9D9"/>
               <w:bottom w:val="single" w:sz="4" w:color="D9D9D9"/>
               <w:left w:val="single" w:sz="4" w:color="D9D9D9"/>
               <w:right w:val="single" w:sz="4" w:color="D9D9D9"/>
             </w:tcBorders>
+            <w:shd w:fill="F1F5F7"/>
             <w:tcMar>
               <w:top w:w="85" w:type="dxa"/>
               <w:bottom w:w="85" w:type="dxa"/>
@@ -2345,13 +2345,13 @@
         <w:tc>
           <w:tcPr>
             <w:tcW w:type="dxa" w:w="1827"/>
-            <w:shd w:fill="F1F5F7"/>
             <w:tcBorders>
               <w:top w:val="single" w:sz="4" w:color="D9D9D9"/>
               <w:bottom w:val="single" w:sz="4" w:color="D9D9D9"/>
               <w:left w:val="single" w:sz="4" w:color="D9D9D9"/>
               <w:right w:val="single" w:sz="4" w:color="D9D9D9"/>
             </w:tcBorders>
+            <w:shd w:fill="F1F5F7"/>
             <w:tcMar>
               <w:top w:w="85" w:type="dxa"/>
               <w:bottom w:w="85" w:type="dxa"/>
@@ -2378,13 +2378,13 @@
         <w:tc>
           <w:tcPr>
             <w:tcW w:type="dxa" w:w="4670"/>
-            <w:shd w:fill="FFFFFF"/>
             <w:tcBorders>
               <w:top w:val="single" w:sz="4" w:color="D9D9D9"/>
               <w:bottom w:val="single" w:sz="4" w:color="D9D9D9"/>
               <w:left w:val="single" w:sz="4" w:color="D9D9D9"/>
               <w:right w:val="single" w:sz="4" w:color="D9D9D9"/>
             </w:tcBorders>
+            <w:shd w:fill="FFFFFF"/>
             <w:tcMar>
               <w:top w:w="85" w:type="dxa"/>
               <w:bottom w:w="85" w:type="dxa"/>
@@ -2409,13 +2409,13 @@
         <w:tc>
           <w:tcPr>
             <w:tcW w:type="dxa" w:w="1827"/>
-            <w:shd w:fill="FFFFFF"/>
             <w:tcBorders>
               <w:top w:val="single" w:sz="4" w:color="D9D9D9"/>
               <w:bottom w:val="single" w:sz="4" w:color="D9D9D9"/>
               <w:left w:val="single" w:sz="4" w:color="D9D9D9"/>
               <w:right w:val="single" w:sz="4" w:color="D9D9D9"/>
             </w:tcBorders>
+            <w:shd w:fill="FFFFFF"/>
             <w:tcMar>
               <w:top w:w="85" w:type="dxa"/>
               <w:bottom w:w="85" w:type="dxa"/>
@@ -2440,13 +2440,13 @@
         <w:tc>
           <w:tcPr>
             <w:tcW w:type="dxa" w:w="1827"/>
-            <w:shd w:fill="FFFFFF"/>
             <w:tcBorders>
               <w:top w:val="single" w:sz="4" w:color="D9D9D9"/>
               <w:bottom w:val="single" w:sz="4" w:color="D9D9D9"/>
               <w:left w:val="single" w:sz="4" w:color="D9D9D9"/>
               <w:right w:val="single" w:sz="4" w:color="D9D9D9"/>
             </w:tcBorders>
+            <w:shd w:fill="FFFFFF"/>
             <w:tcMar>
               <w:top w:w="85" w:type="dxa"/>
               <w:bottom w:w="85" w:type="dxa"/>
@@ -2471,13 +2471,13 @@
         <w:tc>
           <w:tcPr>
             <w:tcW w:type="dxa" w:w="1827"/>
-            <w:shd w:fill="FFFFFF"/>
             <w:tcBorders>
               <w:top w:val="single" w:sz="4" w:color="D9D9D9"/>
               <w:bottom w:val="single" w:sz="4" w:color="D9D9D9"/>
               <w:left w:val="single" w:sz="4" w:color="D9D9D9"/>
               <w:right w:val="single" w:sz="4" w:color="D9D9D9"/>
             </w:tcBorders>
+            <w:shd w:fill="FFFFFF"/>
             <w:tcMar>
               <w:top w:w="85" w:type="dxa"/>
               <w:bottom w:w="85" w:type="dxa"/>
@@ -2504,13 +2504,13 @@
         <w:tc>
           <w:tcPr>
             <w:tcW w:type="dxa" w:w="4670"/>
-            <w:shd w:fill="F1F5F7"/>
             <w:tcBorders>
               <w:top w:val="single" w:sz="4" w:color="D9D9D9"/>
               <w:bottom w:val="single" w:sz="4" w:color="D9D9D9"/>
               <w:left w:val="single" w:sz="4" w:color="D9D9D9"/>
               <w:right w:val="single" w:sz="4" w:color="D9D9D9"/>
             </w:tcBorders>
+            <w:shd w:fill="F1F5F7"/>
             <w:tcMar>
               <w:top w:w="85" w:type="dxa"/>
               <w:bottom w:w="85" w:type="dxa"/>
@@ -2535,13 +2535,13 @@
         <w:tc>
           <w:tcPr>
             <w:tcW w:type="dxa" w:w="1827"/>
-            <w:shd w:fill="F1F5F7"/>
             <w:tcBorders>
               <w:top w:val="single" w:sz="4" w:color="D9D9D9"/>
               <w:bottom w:val="single" w:sz="4" w:color="D9D9D9"/>
               <w:left w:val="single" w:sz="4" w:color="D9D9D9"/>
               <w:right w:val="single" w:sz="4" w:color="D9D9D9"/>
             </w:tcBorders>
+            <w:shd w:fill="F1F5F7"/>
             <w:tcMar>
               <w:top w:w="85" w:type="dxa"/>
               <w:bottom w:w="85" w:type="dxa"/>
@@ -2566,13 +2566,13 @@
         <w:tc>
           <w:tcPr>
             <w:tcW w:type="dxa" w:w="1827"/>
-            <w:shd w:fill="F1F5F7"/>
             <w:tcBorders>
               <w:top w:val="single" w:sz="4" w:color="D9D9D9"/>
               <w:bottom w:val="single" w:sz="4" w:color="D9D9D9"/>
               <w:left w:val="single" w:sz="4" w:color="D9D9D9"/>
               <w:right w:val="single" w:sz="4" w:color="D9D9D9"/>
             </w:tcBorders>
+            <w:shd w:fill="F1F5F7"/>
             <w:tcMar>
               <w:top w:w="85" w:type="dxa"/>
               <w:bottom w:w="85" w:type="dxa"/>
@@ -2597,13 +2597,13 @@
         <w:tc>
           <w:tcPr>
             <w:tcW w:type="dxa" w:w="1827"/>
-            <w:shd w:fill="F1F5F7"/>
             <w:tcBorders>
               <w:top w:val="single" w:sz="4" w:color="D9D9D9"/>
               <w:bottom w:val="single" w:sz="4" w:color="D9D9D9"/>
               <w:left w:val="single" w:sz="4" w:color="D9D9D9"/>
               <w:right w:val="single" w:sz="4" w:color="D9D9D9"/>
             </w:tcBorders>
+            <w:shd w:fill="F1F5F7"/>
             <w:tcMar>
               <w:top w:w="85" w:type="dxa"/>
               <w:bottom w:w="85" w:type="dxa"/>
@@ -2680,13 +2680,13 @@
         <w:tc>
           <w:tcPr>
             <w:tcW w:type="dxa" w:w="2843"/>
-            <w:shd w:fill="142D40"/>
             <w:tcBorders>
               <w:top w:val="single" w:sz="4" w:color="D9D9D9"/>
               <w:bottom w:val="single" w:sz="4" w:color="D9D9D9"/>
               <w:left w:val="single" w:sz="4" w:color="D9D9D9"/>
               <w:right w:val="single" w:sz="4" w:color="D9D9D9"/>
             </w:tcBorders>
+            <w:shd w:fill="142D40"/>
             <w:tcMar>
               <w:top w:w="85" w:type="dxa"/>
               <w:bottom w:w="85" w:type="dxa"/>
@@ -2711,13 +2711,13 @@
         <w:tc>
           <w:tcPr>
             <w:tcW w:type="dxa" w:w="1624"/>
-            <w:shd w:fill="142D40"/>
             <w:tcBorders>
               <w:top w:val="single" w:sz="4" w:color="D9D9D9"/>
               <w:bottom w:val="single" w:sz="4" w:color="D9D9D9"/>
               <w:left w:val="single" w:sz="4" w:color="D9D9D9"/>
               <w:right w:val="single" w:sz="4" w:color="D9D9D9"/>
             </w:tcBorders>
+            <w:shd w:fill="142D40"/>
             <w:tcMar>
               <w:top w:w="85" w:type="dxa"/>
               <w:bottom w:w="85" w:type="dxa"/>
@@ -2742,13 +2742,13 @@
         <w:tc>
           <w:tcPr>
             <w:tcW w:type="dxa" w:w="5685"/>
-            <w:shd w:fill="142D40"/>
             <w:tcBorders>
               <w:top w:val="single" w:sz="4" w:color="D9D9D9"/>
               <w:bottom w:val="single" w:sz="4" w:color="D9D9D9"/>
               <w:left w:val="single" w:sz="4" w:color="D9D9D9"/>
               <w:right w:val="single" w:sz="4" w:color="D9D9D9"/>
             </w:tcBorders>
+            <w:shd w:fill="142D40"/>
             <w:tcMar>
               <w:top w:w="85" w:type="dxa"/>
               <w:bottom w:w="85" w:type="dxa"/>
@@ -2775,13 +2775,13 @@
         <w:tc>
           <w:tcPr>
             <w:tcW w:type="dxa" w:w="2843"/>
-            <w:shd w:fill="FFFFFF"/>
             <w:tcBorders>
               <w:top w:val="single" w:sz="4" w:color="D9D9D9"/>
               <w:bottom w:val="single" w:sz="4" w:color="D9D9D9"/>
               <w:left w:val="single" w:sz="4" w:color="D9D9D9"/>
               <w:right w:val="single" w:sz="4" w:color="D9D9D9"/>
             </w:tcBorders>
+            <w:shd w:fill="FFFFFF"/>
             <w:tcMar>
               <w:top w:w="85" w:type="dxa"/>
               <w:bottom w:w="85" w:type="dxa"/>
@@ -2806,13 +2806,13 @@
         <w:tc>
           <w:tcPr>
             <w:tcW w:type="dxa" w:w="1624"/>
-            <w:shd w:fill="FFFFFF"/>
             <w:tcBorders>
               <w:top w:val="single" w:sz="4" w:color="D9D9D9"/>
               <w:bottom w:val="single" w:sz="4" w:color="D9D9D9"/>
               <w:left w:val="single" w:sz="4" w:color="D9D9D9"/>
               <w:right w:val="single" w:sz="4" w:color="D9D9D9"/>
             </w:tcBorders>
+            <w:shd w:fill="FFFFFF"/>
             <w:tcMar>
               <w:top w:w="85" w:type="dxa"/>
               <w:bottom w:w="85" w:type="dxa"/>
@@ -2837,13 +2837,13 @@
         <w:tc>
           <w:tcPr>
             <w:tcW w:type="dxa" w:w="5685"/>
-            <w:shd w:fill="FFFFFF"/>
             <w:tcBorders>
               <w:top w:val="single" w:sz="4" w:color="D9D9D9"/>
               <w:bottom w:val="single" w:sz="4" w:color="D9D9D9"/>
               <w:left w:val="single" w:sz="4" w:color="D9D9D9"/>
               <w:right w:val="single" w:sz="4" w:color="D9D9D9"/>
             </w:tcBorders>
+            <w:shd w:fill="FFFFFF"/>
             <w:tcMar>
               <w:top w:w="85" w:type="dxa"/>
               <w:bottom w:w="85" w:type="dxa"/>
@@ -2870,13 +2870,13 @@
         <w:tc>
           <w:tcPr>
             <w:tcW w:type="dxa" w:w="2843"/>
-            <w:shd w:fill="F1F5F7"/>
             <w:tcBorders>
               <w:top w:val="single" w:sz="4" w:color="D9D9D9"/>
               <w:bottom w:val="single" w:sz="4" w:color="D9D9D9"/>
               <w:left w:val="single" w:sz="4" w:color="D9D9D9"/>
               <w:right w:val="single" w:sz="4" w:color="D9D9D9"/>
             </w:tcBorders>
+            <w:shd w:fill="F1F5F7"/>
             <w:tcMar>
               <w:top w:w="85" w:type="dxa"/>
               <w:bottom w:w="85" w:type="dxa"/>
@@ -2901,13 +2901,13 @@
         <w:tc>
           <w:tcPr>
             <w:tcW w:type="dxa" w:w="1624"/>
-            <w:shd w:fill="F1F5F7"/>
             <w:tcBorders>
               <w:top w:val="single" w:sz="4" w:color="D9D9D9"/>
               <w:bottom w:val="single" w:sz="4" w:color="D9D9D9"/>
               <w:left w:val="single" w:sz="4" w:color="D9D9D9"/>
               <w:right w:val="single" w:sz="4" w:color="D9D9D9"/>
             </w:tcBorders>
+            <w:shd w:fill="F1F5F7"/>
             <w:tcMar>
               <w:top w:w="85" w:type="dxa"/>
               <w:bottom w:w="85" w:type="dxa"/>
@@ -2932,13 +2932,13 @@
         <w:tc>
           <w:tcPr>
             <w:tcW w:type="dxa" w:w="5685"/>
-            <w:shd w:fill="F1F5F7"/>
             <w:tcBorders>
               <w:top w:val="single" w:sz="4" w:color="D9D9D9"/>
               <w:bottom w:val="single" w:sz="4" w:color="D9D9D9"/>
               <w:left w:val="single" w:sz="4" w:color="D9D9D9"/>
               <w:right w:val="single" w:sz="4" w:color="D9D9D9"/>
             </w:tcBorders>
+            <w:shd w:fill="F1F5F7"/>
             <w:tcMar>
               <w:top w:w="85" w:type="dxa"/>
               <w:bottom w:w="85" w:type="dxa"/>

--- a/resources/a-level-business-capacity-supermarket-contract/A-Level-Business-Capacity-Supermarket-Contract-Teacher.docx
+++ b/resources/a-level-business-capacity-supermarket-contract/A-Level-Business-Capacity-Supermarket-Contract-Teacher.docx
@@ -63,15 +63,15 @@
             <w:tcW w:type="dxa" w:w="3452"/>
             <w:tcBorders>
               <w:top w:val="single" w:sz="4" w:color="D9D9D9"/>
+              <w:left w:val="single" w:sz="4" w:color="D9D9D9"/>
               <w:bottom w:val="single" w:sz="4" w:color="D9D9D9"/>
-              <w:left w:val="single" w:sz="4" w:color="D9D9D9"/>
               <w:right w:val="single" w:sz="4" w:color="D9D9D9"/>
             </w:tcBorders>
             <w:shd w:fill="142D40"/>
             <w:tcMar>
               <w:top w:w="85" w:type="dxa"/>
+              <w:left w:w="85" w:type="dxa"/>
               <w:bottom w:w="85" w:type="dxa"/>
-              <w:left w:w="85" w:type="dxa"/>
               <w:right w:w="85" w:type="dxa"/>
             </w:tcMar>
           </w:tcPr>
@@ -94,15 +94,15 @@
             <w:tcW w:type="dxa" w:w="1218"/>
             <w:tcBorders>
               <w:top w:val="single" w:sz="4" w:color="D9D9D9"/>
+              <w:left w:val="single" w:sz="4" w:color="D9D9D9"/>
               <w:bottom w:val="single" w:sz="4" w:color="D9D9D9"/>
-              <w:left w:val="single" w:sz="4" w:color="D9D9D9"/>
               <w:right w:val="single" w:sz="4" w:color="D9D9D9"/>
             </w:tcBorders>
             <w:shd w:fill="142D40"/>
             <w:tcMar>
               <w:top w:w="85" w:type="dxa"/>
+              <w:left w:w="85" w:type="dxa"/>
               <w:bottom w:w="85" w:type="dxa"/>
-              <w:left w:w="85" w:type="dxa"/>
               <w:right w:w="85" w:type="dxa"/>
             </w:tcMar>
           </w:tcPr>
@@ -125,15 +125,15 @@
             <w:tcW w:type="dxa" w:w="5482"/>
             <w:tcBorders>
               <w:top w:val="single" w:sz="4" w:color="D9D9D9"/>
+              <w:left w:val="single" w:sz="4" w:color="D9D9D9"/>
               <w:bottom w:val="single" w:sz="4" w:color="D9D9D9"/>
-              <w:left w:val="single" w:sz="4" w:color="D9D9D9"/>
               <w:right w:val="single" w:sz="4" w:color="D9D9D9"/>
             </w:tcBorders>
             <w:shd w:fill="142D40"/>
             <w:tcMar>
               <w:top w:w="85" w:type="dxa"/>
+              <w:left w:w="85" w:type="dxa"/>
               <w:bottom w:w="85" w:type="dxa"/>
-              <w:left w:w="85" w:type="dxa"/>
               <w:right w:w="85" w:type="dxa"/>
             </w:tcMar>
           </w:tcPr>
@@ -158,15 +158,15 @@
             <w:tcW w:type="dxa" w:w="3452"/>
             <w:tcBorders>
               <w:top w:val="single" w:sz="4" w:color="D9D9D9"/>
+              <w:left w:val="single" w:sz="4" w:color="D9D9D9"/>
               <w:bottom w:val="single" w:sz="4" w:color="D9D9D9"/>
-              <w:left w:val="single" w:sz="4" w:color="D9D9D9"/>
               <w:right w:val="single" w:sz="4" w:color="D9D9D9"/>
             </w:tcBorders>
             <w:shd w:fill="FFFFFF"/>
             <w:tcMar>
               <w:top w:w="85" w:type="dxa"/>
+              <w:left w:w="85" w:type="dxa"/>
               <w:bottom w:w="85" w:type="dxa"/>
-              <w:left w:w="85" w:type="dxa"/>
               <w:right w:w="85" w:type="dxa"/>
             </w:tcMar>
           </w:tcPr>
@@ -189,15 +189,15 @@
             <w:tcW w:type="dxa" w:w="1218"/>
             <w:tcBorders>
               <w:top w:val="single" w:sz="4" w:color="D9D9D9"/>
+              <w:left w:val="single" w:sz="4" w:color="D9D9D9"/>
               <w:bottom w:val="single" w:sz="4" w:color="D9D9D9"/>
-              <w:left w:val="single" w:sz="4" w:color="D9D9D9"/>
               <w:right w:val="single" w:sz="4" w:color="D9D9D9"/>
             </w:tcBorders>
             <w:shd w:fill="FFFFFF"/>
             <w:tcMar>
               <w:top w:w="85" w:type="dxa"/>
+              <w:left w:w="85" w:type="dxa"/>
               <w:bottom w:w="85" w:type="dxa"/>
-              <w:left w:w="85" w:type="dxa"/>
               <w:right w:w="85" w:type="dxa"/>
             </w:tcMar>
           </w:tcPr>
@@ -220,15 +220,15 @@
             <w:tcW w:type="dxa" w:w="5482"/>
             <w:tcBorders>
               <w:top w:val="single" w:sz="4" w:color="D9D9D9"/>
+              <w:left w:val="single" w:sz="4" w:color="D9D9D9"/>
               <w:bottom w:val="single" w:sz="4" w:color="D9D9D9"/>
-              <w:left w:val="single" w:sz="4" w:color="D9D9D9"/>
               <w:right w:val="single" w:sz="4" w:color="D9D9D9"/>
             </w:tcBorders>
             <w:shd w:fill="FFFFFF"/>
             <w:tcMar>
               <w:top w:w="85" w:type="dxa"/>
+              <w:left w:w="85" w:type="dxa"/>
               <w:bottom w:w="85" w:type="dxa"/>
-              <w:left w:w="85" w:type="dxa"/>
               <w:right w:w="85" w:type="dxa"/>
             </w:tcMar>
           </w:tcPr>
@@ -253,15 +253,15 @@
             <w:tcW w:type="dxa" w:w="3452"/>
             <w:tcBorders>
               <w:top w:val="single" w:sz="4" w:color="D9D9D9"/>
+              <w:left w:val="single" w:sz="4" w:color="D9D9D9"/>
               <w:bottom w:val="single" w:sz="4" w:color="D9D9D9"/>
-              <w:left w:val="single" w:sz="4" w:color="D9D9D9"/>
               <w:right w:val="single" w:sz="4" w:color="D9D9D9"/>
             </w:tcBorders>
             <w:shd w:fill="F1F5F7"/>
             <w:tcMar>
               <w:top w:w="85" w:type="dxa"/>
+              <w:left w:w="85" w:type="dxa"/>
               <w:bottom w:w="85" w:type="dxa"/>
-              <w:left w:w="85" w:type="dxa"/>
               <w:right w:w="85" w:type="dxa"/>
             </w:tcMar>
           </w:tcPr>
@@ -284,15 +284,15 @@
             <w:tcW w:type="dxa" w:w="1218"/>
             <w:tcBorders>
               <w:top w:val="single" w:sz="4" w:color="D9D9D9"/>
+              <w:left w:val="single" w:sz="4" w:color="D9D9D9"/>
               <w:bottom w:val="single" w:sz="4" w:color="D9D9D9"/>
-              <w:left w:val="single" w:sz="4" w:color="D9D9D9"/>
               <w:right w:val="single" w:sz="4" w:color="D9D9D9"/>
             </w:tcBorders>
             <w:shd w:fill="F1F5F7"/>
             <w:tcMar>
               <w:top w:w="85" w:type="dxa"/>
+              <w:left w:w="85" w:type="dxa"/>
               <w:bottom w:w="85" w:type="dxa"/>
-              <w:left w:w="85" w:type="dxa"/>
               <w:right w:w="85" w:type="dxa"/>
             </w:tcMar>
           </w:tcPr>
@@ -315,15 +315,15 @@
             <w:tcW w:type="dxa" w:w="5482"/>
             <w:tcBorders>
               <w:top w:val="single" w:sz="4" w:color="D9D9D9"/>
+              <w:left w:val="single" w:sz="4" w:color="D9D9D9"/>
               <w:bottom w:val="single" w:sz="4" w:color="D9D9D9"/>
-              <w:left w:val="single" w:sz="4" w:color="D9D9D9"/>
               <w:right w:val="single" w:sz="4" w:color="D9D9D9"/>
             </w:tcBorders>
             <w:shd w:fill="F1F5F7"/>
             <w:tcMar>
               <w:top w:w="85" w:type="dxa"/>
+              <w:left w:w="85" w:type="dxa"/>
               <w:bottom w:w="85" w:type="dxa"/>
-              <w:left w:w="85" w:type="dxa"/>
               <w:right w:w="85" w:type="dxa"/>
             </w:tcMar>
           </w:tcPr>
@@ -348,15 +348,15 @@
             <w:tcW w:type="dxa" w:w="3452"/>
             <w:tcBorders>
               <w:top w:val="single" w:sz="4" w:color="D9D9D9"/>
+              <w:left w:val="single" w:sz="4" w:color="D9D9D9"/>
               <w:bottom w:val="single" w:sz="4" w:color="D9D9D9"/>
-              <w:left w:val="single" w:sz="4" w:color="D9D9D9"/>
               <w:right w:val="single" w:sz="4" w:color="D9D9D9"/>
             </w:tcBorders>
             <w:shd w:fill="FFFFFF"/>
             <w:tcMar>
               <w:top w:w="85" w:type="dxa"/>
+              <w:left w:w="85" w:type="dxa"/>
               <w:bottom w:w="85" w:type="dxa"/>
-              <w:left w:w="85" w:type="dxa"/>
               <w:right w:w="85" w:type="dxa"/>
             </w:tcMar>
           </w:tcPr>
@@ -379,15 +379,15 @@
             <w:tcW w:type="dxa" w:w="1218"/>
             <w:tcBorders>
               <w:top w:val="single" w:sz="4" w:color="D9D9D9"/>
+              <w:left w:val="single" w:sz="4" w:color="D9D9D9"/>
               <w:bottom w:val="single" w:sz="4" w:color="D9D9D9"/>
-              <w:left w:val="single" w:sz="4" w:color="D9D9D9"/>
               <w:right w:val="single" w:sz="4" w:color="D9D9D9"/>
             </w:tcBorders>
             <w:shd w:fill="FFFFFF"/>
             <w:tcMar>
               <w:top w:w="85" w:type="dxa"/>
+              <w:left w:w="85" w:type="dxa"/>
               <w:bottom w:w="85" w:type="dxa"/>
-              <w:left w:w="85" w:type="dxa"/>
               <w:right w:w="85" w:type="dxa"/>
             </w:tcMar>
           </w:tcPr>
@@ -410,15 +410,15 @@
             <w:tcW w:type="dxa" w:w="5482"/>
             <w:tcBorders>
               <w:top w:val="single" w:sz="4" w:color="D9D9D9"/>
+              <w:left w:val="single" w:sz="4" w:color="D9D9D9"/>
               <w:bottom w:val="single" w:sz="4" w:color="D9D9D9"/>
-              <w:left w:val="single" w:sz="4" w:color="D9D9D9"/>
               <w:right w:val="single" w:sz="4" w:color="D9D9D9"/>
             </w:tcBorders>
             <w:shd w:fill="FFFFFF"/>
             <w:tcMar>
               <w:top w:w="85" w:type="dxa"/>
+              <w:left w:w="85" w:type="dxa"/>
               <w:bottom w:w="85" w:type="dxa"/>
-              <w:left w:w="85" w:type="dxa"/>
               <w:right w:w="85" w:type="dxa"/>
             </w:tcMar>
           </w:tcPr>
@@ -443,15 +443,15 @@
             <w:tcW w:type="dxa" w:w="3452"/>
             <w:tcBorders>
               <w:top w:val="single" w:sz="4" w:color="D9D9D9"/>
+              <w:left w:val="single" w:sz="4" w:color="D9D9D9"/>
               <w:bottom w:val="single" w:sz="4" w:color="D9D9D9"/>
-              <w:left w:val="single" w:sz="4" w:color="D9D9D9"/>
               <w:right w:val="single" w:sz="4" w:color="D9D9D9"/>
             </w:tcBorders>
             <w:shd w:fill="F1F5F7"/>
             <w:tcMar>
               <w:top w:w="85" w:type="dxa"/>
+              <w:left w:w="85" w:type="dxa"/>
               <w:bottom w:w="85" w:type="dxa"/>
-              <w:left w:w="85" w:type="dxa"/>
               <w:right w:w="85" w:type="dxa"/>
             </w:tcMar>
           </w:tcPr>
@@ -474,15 +474,15 @@
             <w:tcW w:type="dxa" w:w="1218"/>
             <w:tcBorders>
               <w:top w:val="single" w:sz="4" w:color="D9D9D9"/>
+              <w:left w:val="single" w:sz="4" w:color="D9D9D9"/>
               <w:bottom w:val="single" w:sz="4" w:color="D9D9D9"/>
-              <w:left w:val="single" w:sz="4" w:color="D9D9D9"/>
               <w:right w:val="single" w:sz="4" w:color="D9D9D9"/>
             </w:tcBorders>
             <w:shd w:fill="F1F5F7"/>
             <w:tcMar>
               <w:top w:w="85" w:type="dxa"/>
+              <w:left w:w="85" w:type="dxa"/>
               <w:bottom w:w="85" w:type="dxa"/>
-              <w:left w:w="85" w:type="dxa"/>
               <w:right w:w="85" w:type="dxa"/>
             </w:tcMar>
           </w:tcPr>
@@ -505,15 +505,15 @@
             <w:tcW w:type="dxa" w:w="5482"/>
             <w:tcBorders>
               <w:top w:val="single" w:sz="4" w:color="D9D9D9"/>
+              <w:left w:val="single" w:sz="4" w:color="D9D9D9"/>
               <w:bottom w:val="single" w:sz="4" w:color="D9D9D9"/>
-              <w:left w:val="single" w:sz="4" w:color="D9D9D9"/>
               <w:right w:val="single" w:sz="4" w:color="D9D9D9"/>
             </w:tcBorders>
             <w:shd w:fill="F1F5F7"/>
             <w:tcMar>
               <w:top w:w="85" w:type="dxa"/>
+              <w:left w:w="85" w:type="dxa"/>
               <w:bottom w:w="85" w:type="dxa"/>
-              <w:left w:w="85" w:type="dxa"/>
               <w:right w:w="85" w:type="dxa"/>
             </w:tcMar>
           </w:tcPr>
@@ -538,15 +538,15 @@
             <w:tcW w:type="dxa" w:w="3452"/>
             <w:tcBorders>
               <w:top w:val="single" w:sz="4" w:color="D9D9D9"/>
+              <w:left w:val="single" w:sz="4" w:color="D9D9D9"/>
               <w:bottom w:val="single" w:sz="4" w:color="D9D9D9"/>
-              <w:left w:val="single" w:sz="4" w:color="D9D9D9"/>
               <w:right w:val="single" w:sz="4" w:color="D9D9D9"/>
             </w:tcBorders>
             <w:shd w:fill="FFFFFF"/>
             <w:tcMar>
               <w:top w:w="85" w:type="dxa"/>
+              <w:left w:w="85" w:type="dxa"/>
               <w:bottom w:w="85" w:type="dxa"/>
-              <w:left w:w="85" w:type="dxa"/>
               <w:right w:w="85" w:type="dxa"/>
             </w:tcMar>
           </w:tcPr>
@@ -569,15 +569,15 @@
             <w:tcW w:type="dxa" w:w="1218"/>
             <w:tcBorders>
               <w:top w:val="single" w:sz="4" w:color="D9D9D9"/>
+              <w:left w:val="single" w:sz="4" w:color="D9D9D9"/>
               <w:bottom w:val="single" w:sz="4" w:color="D9D9D9"/>
-              <w:left w:val="single" w:sz="4" w:color="D9D9D9"/>
               <w:right w:val="single" w:sz="4" w:color="D9D9D9"/>
             </w:tcBorders>
             <w:shd w:fill="FFFFFF"/>
             <w:tcMar>
               <w:top w:w="85" w:type="dxa"/>
+              <w:left w:w="85" w:type="dxa"/>
               <w:bottom w:w="85" w:type="dxa"/>
-              <w:left w:w="85" w:type="dxa"/>
               <w:right w:w="85" w:type="dxa"/>
             </w:tcMar>
           </w:tcPr>
@@ -600,15 +600,15 @@
             <w:tcW w:type="dxa" w:w="5482"/>
             <w:tcBorders>
               <w:top w:val="single" w:sz="4" w:color="D9D9D9"/>
+              <w:left w:val="single" w:sz="4" w:color="D9D9D9"/>
               <w:bottom w:val="single" w:sz="4" w:color="D9D9D9"/>
-              <w:left w:val="single" w:sz="4" w:color="D9D9D9"/>
               <w:right w:val="single" w:sz="4" w:color="D9D9D9"/>
             </w:tcBorders>
             <w:shd w:fill="FFFFFF"/>
             <w:tcMar>
               <w:top w:w="85" w:type="dxa"/>
+              <w:left w:w="85" w:type="dxa"/>
               <w:bottom w:w="85" w:type="dxa"/>
-              <w:left w:w="85" w:type="dxa"/>
               <w:right w:w="85" w:type="dxa"/>
             </w:tcMar>
           </w:tcPr>
@@ -633,15 +633,15 @@
             <w:tcW w:type="dxa" w:w="3452"/>
             <w:tcBorders>
               <w:top w:val="single" w:sz="4" w:color="D9D9D9"/>
+              <w:left w:val="single" w:sz="4" w:color="D9D9D9"/>
               <w:bottom w:val="single" w:sz="4" w:color="D9D9D9"/>
-              <w:left w:val="single" w:sz="4" w:color="D9D9D9"/>
               <w:right w:val="single" w:sz="4" w:color="D9D9D9"/>
             </w:tcBorders>
             <w:shd w:fill="F1F5F7"/>
             <w:tcMar>
               <w:top w:w="85" w:type="dxa"/>
+              <w:left w:w="85" w:type="dxa"/>
               <w:bottom w:w="85" w:type="dxa"/>
-              <w:left w:w="85" w:type="dxa"/>
               <w:right w:w="85" w:type="dxa"/>
             </w:tcMar>
           </w:tcPr>
@@ -664,15 +664,15 @@
             <w:tcW w:type="dxa" w:w="1218"/>
             <w:tcBorders>
               <w:top w:val="single" w:sz="4" w:color="D9D9D9"/>
+              <w:left w:val="single" w:sz="4" w:color="D9D9D9"/>
               <w:bottom w:val="single" w:sz="4" w:color="D9D9D9"/>
-              <w:left w:val="single" w:sz="4" w:color="D9D9D9"/>
               <w:right w:val="single" w:sz="4" w:color="D9D9D9"/>
             </w:tcBorders>
             <w:shd w:fill="F1F5F7"/>
             <w:tcMar>
               <w:top w:w="85" w:type="dxa"/>
+              <w:left w:w="85" w:type="dxa"/>
               <w:bottom w:w="85" w:type="dxa"/>
-              <w:left w:w="85" w:type="dxa"/>
               <w:right w:w="85" w:type="dxa"/>
             </w:tcMar>
           </w:tcPr>
@@ -695,15 +695,15 @@
             <w:tcW w:type="dxa" w:w="5482"/>
             <w:tcBorders>
               <w:top w:val="single" w:sz="4" w:color="D9D9D9"/>
+              <w:left w:val="single" w:sz="4" w:color="D9D9D9"/>
               <w:bottom w:val="single" w:sz="4" w:color="D9D9D9"/>
-              <w:left w:val="single" w:sz="4" w:color="D9D9D9"/>
               <w:right w:val="single" w:sz="4" w:color="D9D9D9"/>
             </w:tcBorders>
             <w:shd w:fill="F1F5F7"/>
             <w:tcMar>
               <w:top w:w="85" w:type="dxa"/>
+              <w:left w:w="85" w:type="dxa"/>
               <w:bottom w:w="85" w:type="dxa"/>
-              <w:left w:w="85" w:type="dxa"/>
               <w:right w:w="85" w:type="dxa"/>
             </w:tcMar>
           </w:tcPr>
@@ -728,15 +728,15 @@
             <w:tcW w:type="dxa" w:w="3452"/>
             <w:tcBorders>
               <w:top w:val="single" w:sz="4" w:color="D9D9D9"/>
+              <w:left w:val="single" w:sz="4" w:color="D9D9D9"/>
               <w:bottom w:val="single" w:sz="4" w:color="D9D9D9"/>
-              <w:left w:val="single" w:sz="4" w:color="D9D9D9"/>
               <w:right w:val="single" w:sz="4" w:color="D9D9D9"/>
             </w:tcBorders>
             <w:shd w:fill="FFFFFF"/>
             <w:tcMar>
               <w:top w:w="85" w:type="dxa"/>
+              <w:left w:w="85" w:type="dxa"/>
               <w:bottom w:w="85" w:type="dxa"/>
-              <w:left w:w="85" w:type="dxa"/>
               <w:right w:w="85" w:type="dxa"/>
             </w:tcMar>
           </w:tcPr>
@@ -759,15 +759,15 @@
             <w:tcW w:type="dxa" w:w="1218"/>
             <w:tcBorders>
               <w:top w:val="single" w:sz="4" w:color="D9D9D9"/>
+              <w:left w:val="single" w:sz="4" w:color="D9D9D9"/>
               <w:bottom w:val="single" w:sz="4" w:color="D9D9D9"/>
-              <w:left w:val="single" w:sz="4" w:color="D9D9D9"/>
               <w:right w:val="single" w:sz="4" w:color="D9D9D9"/>
             </w:tcBorders>
             <w:shd w:fill="FFFFFF"/>
             <w:tcMar>
               <w:top w:w="85" w:type="dxa"/>
+              <w:left w:w="85" w:type="dxa"/>
               <w:bottom w:w="85" w:type="dxa"/>
-              <w:left w:w="85" w:type="dxa"/>
               <w:right w:w="85" w:type="dxa"/>
             </w:tcMar>
           </w:tcPr>
@@ -790,15 +790,15 @@
             <w:tcW w:type="dxa" w:w="5482"/>
             <w:tcBorders>
               <w:top w:val="single" w:sz="4" w:color="D9D9D9"/>
+              <w:left w:val="single" w:sz="4" w:color="D9D9D9"/>
               <w:bottom w:val="single" w:sz="4" w:color="D9D9D9"/>
-              <w:left w:val="single" w:sz="4" w:color="D9D9D9"/>
               <w:right w:val="single" w:sz="4" w:color="D9D9D9"/>
             </w:tcBorders>
             <w:shd w:fill="FFFFFF"/>
             <w:tcMar>
               <w:top w:w="85" w:type="dxa"/>
+              <w:left w:w="85" w:type="dxa"/>
               <w:bottom w:w="85" w:type="dxa"/>
-              <w:left w:w="85" w:type="dxa"/>
               <w:right w:w="85" w:type="dxa"/>
             </w:tcMar>
           </w:tcPr>
@@ -823,15 +823,15 @@
             <w:tcW w:type="dxa" w:w="3452"/>
             <w:tcBorders>
               <w:top w:val="single" w:sz="4" w:color="D9D9D9"/>
+              <w:left w:val="single" w:sz="4" w:color="D9D9D9"/>
               <w:bottom w:val="single" w:sz="4" w:color="D9D9D9"/>
-              <w:left w:val="single" w:sz="4" w:color="D9D9D9"/>
               <w:right w:val="single" w:sz="4" w:color="D9D9D9"/>
             </w:tcBorders>
             <w:shd w:fill="F1F5F7"/>
             <w:tcMar>
               <w:top w:w="85" w:type="dxa"/>
+              <w:left w:w="85" w:type="dxa"/>
               <w:bottom w:w="85" w:type="dxa"/>
-              <w:left w:w="85" w:type="dxa"/>
               <w:right w:w="85" w:type="dxa"/>
             </w:tcMar>
           </w:tcPr>
@@ -854,15 +854,15 @@
             <w:tcW w:type="dxa" w:w="1218"/>
             <w:tcBorders>
               <w:top w:val="single" w:sz="4" w:color="D9D9D9"/>
+              <w:left w:val="single" w:sz="4" w:color="D9D9D9"/>
               <w:bottom w:val="single" w:sz="4" w:color="D9D9D9"/>
-              <w:left w:val="single" w:sz="4" w:color="D9D9D9"/>
               <w:right w:val="single" w:sz="4" w:color="D9D9D9"/>
             </w:tcBorders>
             <w:shd w:fill="F1F5F7"/>
             <w:tcMar>
               <w:top w:w="85" w:type="dxa"/>
+              <w:left w:w="85" w:type="dxa"/>
               <w:bottom w:w="85" w:type="dxa"/>
-              <w:left w:w="85" w:type="dxa"/>
               <w:right w:w="85" w:type="dxa"/>
             </w:tcMar>
           </w:tcPr>
@@ -885,15 +885,15 @@
             <w:tcW w:type="dxa" w:w="5482"/>
             <w:tcBorders>
               <w:top w:val="single" w:sz="4" w:color="D9D9D9"/>
+              <w:left w:val="single" w:sz="4" w:color="D9D9D9"/>
               <w:bottom w:val="single" w:sz="4" w:color="D9D9D9"/>
-              <w:left w:val="single" w:sz="4" w:color="D9D9D9"/>
               <w:right w:val="single" w:sz="4" w:color="D9D9D9"/>
             </w:tcBorders>
             <w:shd w:fill="F1F5F7"/>
             <w:tcMar>
               <w:top w:w="85" w:type="dxa"/>
+              <w:left w:w="85" w:type="dxa"/>
               <w:bottom w:w="85" w:type="dxa"/>
-              <w:left w:w="85" w:type="dxa"/>
               <w:right w:w="85" w:type="dxa"/>
             </w:tcMar>
           </w:tcPr>
@@ -983,15 +983,15 @@
             <w:tcW w:type="dxa" w:w="3046"/>
             <w:tcBorders>
               <w:top w:val="single" w:sz="4" w:color="D9D9D9"/>
+              <w:left w:val="single" w:sz="4" w:color="D9D9D9"/>
               <w:bottom w:val="single" w:sz="4" w:color="D9D9D9"/>
-              <w:left w:val="single" w:sz="4" w:color="D9D9D9"/>
               <w:right w:val="single" w:sz="4" w:color="D9D9D9"/>
             </w:tcBorders>
             <w:shd w:fill="142D40"/>
             <w:tcMar>
               <w:top w:w="85" w:type="dxa"/>
+              <w:left w:w="85" w:type="dxa"/>
               <w:bottom w:w="85" w:type="dxa"/>
-              <w:left w:w="85" w:type="dxa"/>
               <w:right w:w="85" w:type="dxa"/>
             </w:tcMar>
           </w:tcPr>
@@ -1014,15 +1014,15 @@
             <w:tcW w:type="dxa" w:w="2640"/>
             <w:tcBorders>
               <w:top w:val="single" w:sz="4" w:color="D9D9D9"/>
+              <w:left w:val="single" w:sz="4" w:color="D9D9D9"/>
               <w:bottom w:val="single" w:sz="4" w:color="D9D9D9"/>
-              <w:left w:val="single" w:sz="4" w:color="D9D9D9"/>
               <w:right w:val="single" w:sz="4" w:color="D9D9D9"/>
             </w:tcBorders>
             <w:shd w:fill="142D40"/>
             <w:tcMar>
               <w:top w:w="85" w:type="dxa"/>
+              <w:left w:w="85" w:type="dxa"/>
               <w:bottom w:w="85" w:type="dxa"/>
-              <w:left w:w="85" w:type="dxa"/>
               <w:right w:w="85" w:type="dxa"/>
             </w:tcMar>
           </w:tcPr>
@@ -1045,15 +1045,15 @@
             <w:tcW w:type="dxa" w:w="4467"/>
             <w:tcBorders>
               <w:top w:val="single" w:sz="4" w:color="D9D9D9"/>
+              <w:left w:val="single" w:sz="4" w:color="D9D9D9"/>
               <w:bottom w:val="single" w:sz="4" w:color="D9D9D9"/>
-              <w:left w:val="single" w:sz="4" w:color="D9D9D9"/>
               <w:right w:val="single" w:sz="4" w:color="D9D9D9"/>
             </w:tcBorders>
             <w:shd w:fill="142D40"/>
             <w:tcMar>
               <w:top w:w="85" w:type="dxa"/>
+              <w:left w:w="85" w:type="dxa"/>
               <w:bottom w:w="85" w:type="dxa"/>
-              <w:left w:w="85" w:type="dxa"/>
               <w:right w:w="85" w:type="dxa"/>
             </w:tcMar>
           </w:tcPr>
@@ -1078,15 +1078,15 @@
             <w:tcW w:type="dxa" w:w="3046"/>
             <w:tcBorders>
               <w:top w:val="single" w:sz="4" w:color="D9D9D9"/>
+              <w:left w:val="single" w:sz="4" w:color="D9D9D9"/>
               <w:bottom w:val="single" w:sz="4" w:color="D9D9D9"/>
-              <w:left w:val="single" w:sz="4" w:color="D9D9D9"/>
               <w:right w:val="single" w:sz="4" w:color="D9D9D9"/>
             </w:tcBorders>
             <w:shd w:fill="FFFFFF"/>
             <w:tcMar>
               <w:top w:w="85" w:type="dxa"/>
+              <w:left w:w="85" w:type="dxa"/>
               <w:bottom w:w="85" w:type="dxa"/>
-              <w:left w:w="85" w:type="dxa"/>
               <w:right w:w="85" w:type="dxa"/>
             </w:tcMar>
           </w:tcPr>
@@ -1109,15 +1109,15 @@
             <w:tcW w:type="dxa" w:w="2640"/>
             <w:tcBorders>
               <w:top w:val="single" w:sz="4" w:color="D9D9D9"/>
+              <w:left w:val="single" w:sz="4" w:color="D9D9D9"/>
               <w:bottom w:val="single" w:sz="4" w:color="D9D9D9"/>
-              <w:left w:val="single" w:sz="4" w:color="D9D9D9"/>
               <w:right w:val="single" w:sz="4" w:color="D9D9D9"/>
             </w:tcBorders>
             <w:shd w:fill="FFFFFF"/>
             <w:tcMar>
               <w:top w:w="85" w:type="dxa"/>
+              <w:left w:w="85" w:type="dxa"/>
               <w:bottom w:w="85" w:type="dxa"/>
-              <w:left w:w="85" w:type="dxa"/>
               <w:right w:w="85" w:type="dxa"/>
             </w:tcMar>
           </w:tcPr>
@@ -1140,15 +1140,15 @@
             <w:tcW w:type="dxa" w:w="4467"/>
             <w:tcBorders>
               <w:top w:val="single" w:sz="4" w:color="D9D9D9"/>
+              <w:left w:val="single" w:sz="4" w:color="D9D9D9"/>
               <w:bottom w:val="single" w:sz="4" w:color="D9D9D9"/>
-              <w:left w:val="single" w:sz="4" w:color="D9D9D9"/>
               <w:right w:val="single" w:sz="4" w:color="D9D9D9"/>
             </w:tcBorders>
             <w:shd w:fill="FFFFFF"/>
             <w:tcMar>
               <w:top w:w="85" w:type="dxa"/>
+              <w:left w:w="85" w:type="dxa"/>
               <w:bottom w:w="85" w:type="dxa"/>
-              <w:left w:w="85" w:type="dxa"/>
               <w:right w:w="85" w:type="dxa"/>
             </w:tcMar>
           </w:tcPr>
@@ -1173,15 +1173,15 @@
             <w:tcW w:type="dxa" w:w="3046"/>
             <w:tcBorders>
               <w:top w:val="single" w:sz="4" w:color="D9D9D9"/>
+              <w:left w:val="single" w:sz="4" w:color="D9D9D9"/>
               <w:bottom w:val="single" w:sz="4" w:color="D9D9D9"/>
-              <w:left w:val="single" w:sz="4" w:color="D9D9D9"/>
               <w:right w:val="single" w:sz="4" w:color="D9D9D9"/>
             </w:tcBorders>
             <w:shd w:fill="F1F5F7"/>
             <w:tcMar>
               <w:top w:w="85" w:type="dxa"/>
+              <w:left w:w="85" w:type="dxa"/>
               <w:bottom w:w="85" w:type="dxa"/>
-              <w:left w:w="85" w:type="dxa"/>
               <w:right w:w="85" w:type="dxa"/>
             </w:tcMar>
           </w:tcPr>
@@ -1204,15 +1204,15 @@
             <w:tcW w:type="dxa" w:w="2640"/>
             <w:tcBorders>
               <w:top w:val="single" w:sz="4" w:color="D9D9D9"/>
+              <w:left w:val="single" w:sz="4" w:color="D9D9D9"/>
               <w:bottom w:val="single" w:sz="4" w:color="D9D9D9"/>
-              <w:left w:val="single" w:sz="4" w:color="D9D9D9"/>
               <w:right w:val="single" w:sz="4" w:color="D9D9D9"/>
             </w:tcBorders>
             <w:shd w:fill="F1F5F7"/>
             <w:tcMar>
               <w:top w:w="85" w:type="dxa"/>
+              <w:left w:w="85" w:type="dxa"/>
               <w:bottom w:w="85" w:type="dxa"/>
-              <w:left w:w="85" w:type="dxa"/>
               <w:right w:w="85" w:type="dxa"/>
             </w:tcMar>
           </w:tcPr>
@@ -1235,15 +1235,15 @@
             <w:tcW w:type="dxa" w:w="4467"/>
             <w:tcBorders>
               <w:top w:val="single" w:sz="4" w:color="D9D9D9"/>
+              <w:left w:val="single" w:sz="4" w:color="D9D9D9"/>
               <w:bottom w:val="single" w:sz="4" w:color="D9D9D9"/>
-              <w:left w:val="single" w:sz="4" w:color="D9D9D9"/>
               <w:right w:val="single" w:sz="4" w:color="D9D9D9"/>
             </w:tcBorders>
             <w:shd w:fill="F1F5F7"/>
             <w:tcMar>
               <w:top w:w="85" w:type="dxa"/>
+              <w:left w:w="85" w:type="dxa"/>
               <w:bottom w:w="85" w:type="dxa"/>
-              <w:left w:w="85" w:type="dxa"/>
               <w:right w:w="85" w:type="dxa"/>
             </w:tcMar>
           </w:tcPr>
@@ -1268,15 +1268,15 @@
             <w:tcW w:type="dxa" w:w="3046"/>
             <w:tcBorders>
               <w:top w:val="single" w:sz="4" w:color="D9D9D9"/>
+              <w:left w:val="single" w:sz="4" w:color="D9D9D9"/>
               <w:bottom w:val="single" w:sz="4" w:color="D9D9D9"/>
-              <w:left w:val="single" w:sz="4" w:color="D9D9D9"/>
               <w:right w:val="single" w:sz="4" w:color="D9D9D9"/>
             </w:tcBorders>
             <w:shd w:fill="FFFFFF"/>
             <w:tcMar>
               <w:top w:w="85" w:type="dxa"/>
+              <w:left w:w="85" w:type="dxa"/>
               <w:bottom w:w="85" w:type="dxa"/>
-              <w:left w:w="85" w:type="dxa"/>
               <w:right w:w="85" w:type="dxa"/>
             </w:tcMar>
           </w:tcPr>
@@ -1299,15 +1299,15 @@
             <w:tcW w:type="dxa" w:w="2640"/>
             <w:tcBorders>
               <w:top w:val="single" w:sz="4" w:color="D9D9D9"/>
+              <w:left w:val="single" w:sz="4" w:color="D9D9D9"/>
               <w:bottom w:val="single" w:sz="4" w:color="D9D9D9"/>
-              <w:left w:val="single" w:sz="4" w:color="D9D9D9"/>
               <w:right w:val="single" w:sz="4" w:color="D9D9D9"/>
             </w:tcBorders>
             <w:shd w:fill="FFFFFF"/>
             <w:tcMar>
               <w:top w:w="85" w:type="dxa"/>
+              <w:left w:w="85" w:type="dxa"/>
               <w:bottom w:w="85" w:type="dxa"/>
-              <w:left w:w="85" w:type="dxa"/>
               <w:right w:w="85" w:type="dxa"/>
             </w:tcMar>
           </w:tcPr>
@@ -1330,15 +1330,15 @@
             <w:tcW w:type="dxa" w:w="4467"/>
             <w:tcBorders>
               <w:top w:val="single" w:sz="4" w:color="D9D9D9"/>
+              <w:left w:val="single" w:sz="4" w:color="D9D9D9"/>
               <w:bottom w:val="single" w:sz="4" w:color="D9D9D9"/>
-              <w:left w:val="single" w:sz="4" w:color="D9D9D9"/>
               <w:right w:val="single" w:sz="4" w:color="D9D9D9"/>
             </w:tcBorders>
             <w:shd w:fill="FFFFFF"/>
             <w:tcMar>
               <w:top w:w="85" w:type="dxa"/>
+              <w:left w:w="85" w:type="dxa"/>
               <w:bottom w:w="85" w:type="dxa"/>
-              <w:left w:w="85" w:type="dxa"/>
               <w:right w:w="85" w:type="dxa"/>
             </w:tcMar>
           </w:tcPr>
@@ -1363,15 +1363,15 @@
             <w:tcW w:type="dxa" w:w="3046"/>
             <w:tcBorders>
               <w:top w:val="single" w:sz="4" w:color="D9D9D9"/>
+              <w:left w:val="single" w:sz="4" w:color="D9D9D9"/>
               <w:bottom w:val="single" w:sz="4" w:color="D9D9D9"/>
-              <w:left w:val="single" w:sz="4" w:color="D9D9D9"/>
               <w:right w:val="single" w:sz="4" w:color="D9D9D9"/>
             </w:tcBorders>
             <w:shd w:fill="F1F5F7"/>
             <w:tcMar>
               <w:top w:w="85" w:type="dxa"/>
+              <w:left w:w="85" w:type="dxa"/>
               <w:bottom w:w="85" w:type="dxa"/>
-              <w:left w:w="85" w:type="dxa"/>
               <w:right w:w="85" w:type="dxa"/>
             </w:tcMar>
           </w:tcPr>
@@ -1394,15 +1394,15 @@
             <w:tcW w:type="dxa" w:w="2640"/>
             <w:tcBorders>
               <w:top w:val="single" w:sz="4" w:color="D9D9D9"/>
+              <w:left w:val="single" w:sz="4" w:color="D9D9D9"/>
               <w:bottom w:val="single" w:sz="4" w:color="D9D9D9"/>
-              <w:left w:val="single" w:sz="4" w:color="D9D9D9"/>
               <w:right w:val="single" w:sz="4" w:color="D9D9D9"/>
             </w:tcBorders>
             <w:shd w:fill="F1F5F7"/>
             <w:tcMar>
               <w:top w:w="85" w:type="dxa"/>
+              <w:left w:w="85" w:type="dxa"/>
               <w:bottom w:w="85" w:type="dxa"/>
-              <w:left w:w="85" w:type="dxa"/>
               <w:right w:w="85" w:type="dxa"/>
             </w:tcMar>
           </w:tcPr>
@@ -1425,15 +1425,15 @@
             <w:tcW w:type="dxa" w:w="4467"/>
             <w:tcBorders>
               <w:top w:val="single" w:sz="4" w:color="D9D9D9"/>
+              <w:left w:val="single" w:sz="4" w:color="D9D9D9"/>
               <w:bottom w:val="single" w:sz="4" w:color="D9D9D9"/>
-              <w:left w:val="single" w:sz="4" w:color="D9D9D9"/>
               <w:right w:val="single" w:sz="4" w:color="D9D9D9"/>
             </w:tcBorders>
             <w:shd w:fill="F1F5F7"/>
             <w:tcMar>
               <w:top w:w="85" w:type="dxa"/>
+              <w:left w:w="85" w:type="dxa"/>
               <w:bottom w:w="85" w:type="dxa"/>
-              <w:left w:w="85" w:type="dxa"/>
               <w:right w:w="85" w:type="dxa"/>
             </w:tcMar>
           </w:tcPr>
@@ -1499,15 +1499,15 @@
             <w:tcW w:type="dxa" w:w="4670"/>
             <w:tcBorders>
               <w:top w:val="single" w:sz="4" w:color="D9D9D9"/>
+              <w:left w:val="single" w:sz="4" w:color="D9D9D9"/>
               <w:bottom w:val="single" w:sz="4" w:color="D9D9D9"/>
-              <w:left w:val="single" w:sz="4" w:color="D9D9D9"/>
               <w:right w:val="single" w:sz="4" w:color="D9D9D9"/>
             </w:tcBorders>
             <w:shd w:fill="142D40"/>
             <w:tcMar>
               <w:top w:w="85" w:type="dxa"/>
+              <w:left w:w="85" w:type="dxa"/>
               <w:bottom w:w="85" w:type="dxa"/>
-              <w:left w:w="85" w:type="dxa"/>
               <w:right w:w="85" w:type="dxa"/>
             </w:tcMar>
           </w:tcPr>
@@ -1529,15 +1529,15 @@
             <w:tcW w:type="dxa" w:w="1827"/>
             <w:tcBorders>
               <w:top w:val="single" w:sz="4" w:color="D9D9D9"/>
+              <w:left w:val="single" w:sz="4" w:color="D9D9D9"/>
               <w:bottom w:val="single" w:sz="4" w:color="D9D9D9"/>
-              <w:left w:val="single" w:sz="4" w:color="D9D9D9"/>
               <w:right w:val="single" w:sz="4" w:color="D9D9D9"/>
             </w:tcBorders>
             <w:shd w:fill="142D40"/>
             <w:tcMar>
               <w:top w:w="85" w:type="dxa"/>
+              <w:left w:w="85" w:type="dxa"/>
               <w:bottom w:w="85" w:type="dxa"/>
-              <w:left w:w="85" w:type="dxa"/>
               <w:right w:w="85" w:type="dxa"/>
             </w:tcMar>
           </w:tcPr>
@@ -1560,15 +1560,15 @@
             <w:tcW w:type="dxa" w:w="1827"/>
             <w:tcBorders>
               <w:top w:val="single" w:sz="4" w:color="D9D9D9"/>
+              <w:left w:val="single" w:sz="4" w:color="D9D9D9"/>
               <w:bottom w:val="single" w:sz="4" w:color="D9D9D9"/>
-              <w:left w:val="single" w:sz="4" w:color="D9D9D9"/>
               <w:right w:val="single" w:sz="4" w:color="D9D9D9"/>
             </w:tcBorders>
             <w:shd w:fill="142D40"/>
             <w:tcMar>
               <w:top w:w="85" w:type="dxa"/>
+              <w:left w:w="85" w:type="dxa"/>
               <w:bottom w:w="85" w:type="dxa"/>
-              <w:left w:w="85" w:type="dxa"/>
               <w:right w:w="85" w:type="dxa"/>
             </w:tcMar>
           </w:tcPr>
@@ -1591,15 +1591,15 @@
             <w:tcW w:type="dxa" w:w="1827"/>
             <w:tcBorders>
               <w:top w:val="single" w:sz="4" w:color="D9D9D9"/>
+              <w:left w:val="single" w:sz="4" w:color="D9D9D9"/>
               <w:bottom w:val="single" w:sz="4" w:color="D9D9D9"/>
-              <w:left w:val="single" w:sz="4" w:color="D9D9D9"/>
               <w:right w:val="single" w:sz="4" w:color="D9D9D9"/>
             </w:tcBorders>
             <w:shd w:fill="142D40"/>
             <w:tcMar>
               <w:top w:w="85" w:type="dxa"/>
+              <w:left w:w="85" w:type="dxa"/>
               <w:bottom w:w="85" w:type="dxa"/>
-              <w:left w:w="85" w:type="dxa"/>
               <w:right w:w="85" w:type="dxa"/>
             </w:tcMar>
           </w:tcPr>
@@ -1624,15 +1624,15 @@
             <w:tcW w:type="dxa" w:w="4670"/>
             <w:tcBorders>
               <w:top w:val="single" w:sz="4" w:color="D9D9D9"/>
+              <w:left w:val="single" w:sz="4" w:color="D9D9D9"/>
               <w:bottom w:val="single" w:sz="4" w:color="D9D9D9"/>
-              <w:left w:val="single" w:sz="4" w:color="D9D9D9"/>
               <w:right w:val="single" w:sz="4" w:color="D9D9D9"/>
             </w:tcBorders>
             <w:shd w:fill="FFFFFF"/>
             <w:tcMar>
               <w:top w:w="85" w:type="dxa"/>
+              <w:left w:w="85" w:type="dxa"/>
               <w:bottom w:w="85" w:type="dxa"/>
-              <w:left w:w="85" w:type="dxa"/>
               <w:right w:w="85" w:type="dxa"/>
             </w:tcMar>
           </w:tcPr>
@@ -1655,15 +1655,15 @@
             <w:tcW w:type="dxa" w:w="1827"/>
             <w:tcBorders>
               <w:top w:val="single" w:sz="4" w:color="D9D9D9"/>
+              <w:left w:val="single" w:sz="4" w:color="D9D9D9"/>
               <w:bottom w:val="single" w:sz="4" w:color="D9D9D9"/>
-              <w:left w:val="single" w:sz="4" w:color="D9D9D9"/>
               <w:right w:val="single" w:sz="4" w:color="D9D9D9"/>
             </w:tcBorders>
             <w:shd w:fill="FFFFFF"/>
             <w:tcMar>
               <w:top w:w="85" w:type="dxa"/>
+              <w:left w:w="85" w:type="dxa"/>
               <w:bottom w:w="85" w:type="dxa"/>
-              <w:left w:w="85" w:type="dxa"/>
               <w:right w:w="85" w:type="dxa"/>
             </w:tcMar>
           </w:tcPr>
@@ -1686,15 +1686,15 @@
             <w:tcW w:type="dxa" w:w="1827"/>
             <w:tcBorders>
               <w:top w:val="single" w:sz="4" w:color="D9D9D9"/>
+              <w:left w:val="single" w:sz="4" w:color="D9D9D9"/>
               <w:bottom w:val="single" w:sz="4" w:color="D9D9D9"/>
-              <w:left w:val="single" w:sz="4" w:color="D9D9D9"/>
               <w:right w:val="single" w:sz="4" w:color="D9D9D9"/>
             </w:tcBorders>
             <w:shd w:fill="FFFFFF"/>
             <w:tcMar>
               <w:top w:w="85" w:type="dxa"/>
+              <w:left w:w="85" w:type="dxa"/>
               <w:bottom w:w="85" w:type="dxa"/>
-              <w:left w:w="85" w:type="dxa"/>
               <w:right w:w="85" w:type="dxa"/>
             </w:tcMar>
           </w:tcPr>
@@ -1717,15 +1717,15 @@
             <w:tcW w:type="dxa" w:w="1827"/>
             <w:tcBorders>
               <w:top w:val="single" w:sz="4" w:color="D9D9D9"/>
+              <w:left w:val="single" w:sz="4" w:color="D9D9D9"/>
               <w:bottom w:val="single" w:sz="4" w:color="D9D9D9"/>
-              <w:left w:val="single" w:sz="4" w:color="D9D9D9"/>
               <w:right w:val="single" w:sz="4" w:color="D9D9D9"/>
             </w:tcBorders>
             <w:shd w:fill="FFFFFF"/>
             <w:tcMar>
               <w:top w:w="85" w:type="dxa"/>
+              <w:left w:w="85" w:type="dxa"/>
               <w:bottom w:w="85" w:type="dxa"/>
-              <w:left w:w="85" w:type="dxa"/>
               <w:right w:w="85" w:type="dxa"/>
             </w:tcMar>
           </w:tcPr>
@@ -1750,15 +1750,15 @@
             <w:tcW w:type="dxa" w:w="4670"/>
             <w:tcBorders>
               <w:top w:val="single" w:sz="4" w:color="D9D9D9"/>
+              <w:left w:val="single" w:sz="4" w:color="D9D9D9"/>
               <w:bottom w:val="single" w:sz="4" w:color="D9D9D9"/>
-              <w:left w:val="single" w:sz="4" w:color="D9D9D9"/>
               <w:right w:val="single" w:sz="4" w:color="D9D9D9"/>
             </w:tcBorders>
             <w:shd w:fill="F1F5F7"/>
             <w:tcMar>
               <w:top w:w="85" w:type="dxa"/>
+              <w:left w:w="85" w:type="dxa"/>
               <w:bottom w:w="85" w:type="dxa"/>
-              <w:left w:w="85" w:type="dxa"/>
               <w:right w:w="85" w:type="dxa"/>
             </w:tcMar>
           </w:tcPr>
@@ -1781,15 +1781,15 @@
             <w:tcW w:type="dxa" w:w="1827"/>
             <w:tcBorders>
               <w:top w:val="single" w:sz="4" w:color="D9D9D9"/>
+              <w:left w:val="single" w:sz="4" w:color="D9D9D9"/>
               <w:bottom w:val="single" w:sz="4" w:color="D9D9D9"/>
-              <w:left w:val="single" w:sz="4" w:color="D9D9D9"/>
               <w:right w:val="single" w:sz="4" w:color="D9D9D9"/>
             </w:tcBorders>
             <w:shd w:fill="F1F5F7"/>
             <w:tcMar>
               <w:top w:w="85" w:type="dxa"/>
+              <w:left w:w="85" w:type="dxa"/>
               <w:bottom w:w="85" w:type="dxa"/>
-              <w:left w:w="85" w:type="dxa"/>
               <w:right w:w="85" w:type="dxa"/>
             </w:tcMar>
           </w:tcPr>
@@ -1812,15 +1812,15 @@
             <w:tcW w:type="dxa" w:w="1827"/>
             <w:tcBorders>
               <w:top w:val="single" w:sz="4" w:color="D9D9D9"/>
+              <w:left w:val="single" w:sz="4" w:color="D9D9D9"/>
               <w:bottom w:val="single" w:sz="4" w:color="D9D9D9"/>
-              <w:left w:val="single" w:sz="4" w:color="D9D9D9"/>
               <w:right w:val="single" w:sz="4" w:color="D9D9D9"/>
             </w:tcBorders>
             <w:shd w:fill="F1F5F7"/>
             <w:tcMar>
               <w:top w:w="85" w:type="dxa"/>
+              <w:left w:w="85" w:type="dxa"/>
               <w:bottom w:w="85" w:type="dxa"/>
-              <w:left w:w="85" w:type="dxa"/>
               <w:right w:w="85" w:type="dxa"/>
             </w:tcMar>
           </w:tcPr>
@@ -1843,15 +1843,15 @@
             <w:tcW w:type="dxa" w:w="1827"/>
             <w:tcBorders>
               <w:top w:val="single" w:sz="4" w:color="D9D9D9"/>
+              <w:left w:val="single" w:sz="4" w:color="D9D9D9"/>
               <w:bottom w:val="single" w:sz="4" w:color="D9D9D9"/>
-              <w:left w:val="single" w:sz="4" w:color="D9D9D9"/>
               <w:right w:val="single" w:sz="4" w:color="D9D9D9"/>
             </w:tcBorders>
             <w:shd w:fill="F1F5F7"/>
             <w:tcMar>
               <w:top w:w="85" w:type="dxa"/>
+              <w:left w:w="85" w:type="dxa"/>
               <w:bottom w:w="85" w:type="dxa"/>
-              <w:left w:w="85" w:type="dxa"/>
               <w:right w:w="85" w:type="dxa"/>
             </w:tcMar>
           </w:tcPr>
@@ -1876,15 +1876,15 @@
             <w:tcW w:type="dxa" w:w="4670"/>
             <w:tcBorders>
               <w:top w:val="single" w:sz="4" w:color="D9D9D9"/>
+              <w:left w:val="single" w:sz="4" w:color="D9D9D9"/>
               <w:bottom w:val="single" w:sz="4" w:color="D9D9D9"/>
-              <w:left w:val="single" w:sz="4" w:color="D9D9D9"/>
               <w:right w:val="single" w:sz="4" w:color="D9D9D9"/>
             </w:tcBorders>
             <w:shd w:fill="FFFFFF"/>
             <w:tcMar>
               <w:top w:w="85" w:type="dxa"/>
+              <w:left w:w="85" w:type="dxa"/>
               <w:bottom w:w="85" w:type="dxa"/>
-              <w:left w:w="85" w:type="dxa"/>
               <w:right w:w="85" w:type="dxa"/>
             </w:tcMar>
           </w:tcPr>
@@ -1907,15 +1907,15 @@
             <w:tcW w:type="dxa" w:w="1827"/>
             <w:tcBorders>
               <w:top w:val="single" w:sz="4" w:color="D9D9D9"/>
+              <w:left w:val="single" w:sz="4" w:color="D9D9D9"/>
               <w:bottom w:val="single" w:sz="4" w:color="D9D9D9"/>
-              <w:left w:val="single" w:sz="4" w:color="D9D9D9"/>
               <w:right w:val="single" w:sz="4" w:color="D9D9D9"/>
             </w:tcBorders>
             <w:shd w:fill="FFFFFF"/>
             <w:tcMar>
               <w:top w:w="85" w:type="dxa"/>
+              <w:left w:w="85" w:type="dxa"/>
               <w:bottom w:w="85" w:type="dxa"/>
-              <w:left w:w="85" w:type="dxa"/>
               <w:right w:w="85" w:type="dxa"/>
             </w:tcMar>
           </w:tcPr>
@@ -1938,15 +1938,15 @@
             <w:tcW w:type="dxa" w:w="1827"/>
             <w:tcBorders>
               <w:top w:val="single" w:sz="4" w:color="D9D9D9"/>
+              <w:left w:val="single" w:sz="4" w:color="D9D9D9"/>
               <w:bottom w:val="single" w:sz="4" w:color="D9D9D9"/>
-              <w:left w:val="single" w:sz="4" w:color="D9D9D9"/>
               <w:right w:val="single" w:sz="4" w:color="D9D9D9"/>
             </w:tcBorders>
             <w:shd w:fill="FFFFFF"/>
             <w:tcMar>
               <w:top w:w="85" w:type="dxa"/>
+              <w:left w:w="85" w:type="dxa"/>
               <w:bottom w:w="85" w:type="dxa"/>
-              <w:left w:w="85" w:type="dxa"/>
               <w:right w:w="85" w:type="dxa"/>
             </w:tcMar>
           </w:tcPr>
@@ -1969,15 +1969,15 @@
             <w:tcW w:type="dxa" w:w="1827"/>
             <w:tcBorders>
               <w:top w:val="single" w:sz="4" w:color="D9D9D9"/>
+              <w:left w:val="single" w:sz="4" w:color="D9D9D9"/>
               <w:bottom w:val="single" w:sz="4" w:color="D9D9D9"/>
-              <w:left w:val="single" w:sz="4" w:color="D9D9D9"/>
               <w:right w:val="single" w:sz="4" w:color="D9D9D9"/>
             </w:tcBorders>
             <w:shd w:fill="FFFFFF"/>
             <w:tcMar>
               <w:top w:w="85" w:type="dxa"/>
+              <w:left w:w="85" w:type="dxa"/>
               <w:bottom w:w="85" w:type="dxa"/>
-              <w:left w:w="85" w:type="dxa"/>
               <w:right w:w="85" w:type="dxa"/>
             </w:tcMar>
           </w:tcPr>
@@ -2002,15 +2002,15 @@
             <w:tcW w:type="dxa" w:w="4670"/>
             <w:tcBorders>
               <w:top w:val="single" w:sz="4" w:color="D9D9D9"/>
+              <w:left w:val="single" w:sz="4" w:color="D9D9D9"/>
               <w:bottom w:val="single" w:sz="4" w:color="D9D9D9"/>
-              <w:left w:val="single" w:sz="4" w:color="D9D9D9"/>
               <w:right w:val="single" w:sz="4" w:color="D9D9D9"/>
             </w:tcBorders>
             <w:shd w:fill="F1F5F7"/>
             <w:tcMar>
               <w:top w:w="85" w:type="dxa"/>
+              <w:left w:w="85" w:type="dxa"/>
               <w:bottom w:w="85" w:type="dxa"/>
-              <w:left w:w="85" w:type="dxa"/>
               <w:right w:w="85" w:type="dxa"/>
             </w:tcMar>
           </w:tcPr>
@@ -2033,15 +2033,15 @@
             <w:tcW w:type="dxa" w:w="1827"/>
             <w:tcBorders>
               <w:top w:val="single" w:sz="4" w:color="D9D9D9"/>
+              <w:left w:val="single" w:sz="4" w:color="D9D9D9"/>
               <w:bottom w:val="single" w:sz="4" w:color="D9D9D9"/>
-              <w:left w:val="single" w:sz="4" w:color="D9D9D9"/>
               <w:right w:val="single" w:sz="4" w:color="D9D9D9"/>
             </w:tcBorders>
             <w:shd w:fill="F1F5F7"/>
             <w:tcMar>
               <w:top w:w="85" w:type="dxa"/>
+              <w:left w:w="85" w:type="dxa"/>
               <w:bottom w:w="85" w:type="dxa"/>
-              <w:left w:w="85" w:type="dxa"/>
               <w:right w:w="85" w:type="dxa"/>
             </w:tcMar>
           </w:tcPr>
@@ -2064,15 +2064,15 @@
             <w:tcW w:type="dxa" w:w="1827"/>
             <w:tcBorders>
               <w:top w:val="single" w:sz="4" w:color="D9D9D9"/>
+              <w:left w:val="single" w:sz="4" w:color="D9D9D9"/>
               <w:bottom w:val="single" w:sz="4" w:color="D9D9D9"/>
-              <w:left w:val="single" w:sz="4" w:color="D9D9D9"/>
               <w:right w:val="single" w:sz="4" w:color="D9D9D9"/>
             </w:tcBorders>
             <w:shd w:fill="F1F5F7"/>
             <w:tcMar>
               <w:top w:w="85" w:type="dxa"/>
+              <w:left w:w="85" w:type="dxa"/>
               <w:bottom w:w="85" w:type="dxa"/>
-              <w:left w:w="85" w:type="dxa"/>
               <w:right w:w="85" w:type="dxa"/>
             </w:tcMar>
           </w:tcPr>
@@ -2095,15 +2095,15 @@
             <w:tcW w:type="dxa" w:w="1827"/>
             <w:tcBorders>
               <w:top w:val="single" w:sz="4" w:color="D9D9D9"/>
+              <w:left w:val="single" w:sz="4" w:color="D9D9D9"/>
               <w:bottom w:val="single" w:sz="4" w:color="D9D9D9"/>
-              <w:left w:val="single" w:sz="4" w:color="D9D9D9"/>
               <w:right w:val="single" w:sz="4" w:color="D9D9D9"/>
             </w:tcBorders>
             <w:shd w:fill="F1F5F7"/>
             <w:tcMar>
               <w:top w:w="85" w:type="dxa"/>
+              <w:left w:w="85" w:type="dxa"/>
               <w:bottom w:w="85" w:type="dxa"/>
-              <w:left w:w="85" w:type="dxa"/>
               <w:right w:w="85" w:type="dxa"/>
             </w:tcMar>
           </w:tcPr>
@@ -2128,15 +2128,15 @@
             <w:tcW w:type="dxa" w:w="4670"/>
             <w:tcBorders>
               <w:top w:val="single" w:sz="4" w:color="D9D9D9"/>
+              <w:left w:val="single" w:sz="4" w:color="D9D9D9"/>
               <w:bottom w:val="single" w:sz="4" w:color="D9D9D9"/>
-              <w:left w:val="single" w:sz="4" w:color="D9D9D9"/>
               <w:right w:val="single" w:sz="4" w:color="D9D9D9"/>
             </w:tcBorders>
             <w:shd w:fill="FFFFFF"/>
             <w:tcMar>
               <w:top w:w="85" w:type="dxa"/>
+              <w:left w:w="85" w:type="dxa"/>
               <w:bottom w:w="85" w:type="dxa"/>
-              <w:left w:w="85" w:type="dxa"/>
               <w:right w:w="85" w:type="dxa"/>
             </w:tcMar>
           </w:tcPr>
@@ -2159,15 +2159,15 @@
             <w:tcW w:type="dxa" w:w="1827"/>
             <w:tcBorders>
               <w:top w:val="single" w:sz="4" w:color="D9D9D9"/>
+              <w:left w:val="single" w:sz="4" w:color="D9D9D9"/>
               <w:bottom w:val="single" w:sz="4" w:color="D9D9D9"/>
-              <w:left w:val="single" w:sz="4" w:color="D9D9D9"/>
               <w:right w:val="single" w:sz="4" w:color="D9D9D9"/>
             </w:tcBorders>
             <w:shd w:fill="FFFFFF"/>
             <w:tcMar>
               <w:top w:w="85" w:type="dxa"/>
+              <w:left w:w="85" w:type="dxa"/>
               <w:bottom w:w="85" w:type="dxa"/>
-              <w:left w:w="85" w:type="dxa"/>
               <w:right w:w="85" w:type="dxa"/>
             </w:tcMar>
           </w:tcPr>
@@ -2190,15 +2190,15 @@
             <w:tcW w:type="dxa" w:w="1827"/>
             <w:tcBorders>
               <w:top w:val="single" w:sz="4" w:color="D9D9D9"/>
+              <w:left w:val="single" w:sz="4" w:color="D9D9D9"/>
               <w:bottom w:val="single" w:sz="4" w:color="D9D9D9"/>
-              <w:left w:val="single" w:sz="4" w:color="D9D9D9"/>
               <w:right w:val="single" w:sz="4" w:color="D9D9D9"/>
             </w:tcBorders>
             <w:shd w:fill="FFFFFF"/>
             <w:tcMar>
               <w:top w:w="85" w:type="dxa"/>
+              <w:left w:w="85" w:type="dxa"/>
               <w:bottom w:w="85" w:type="dxa"/>
-              <w:left w:w="85" w:type="dxa"/>
               <w:right w:w="85" w:type="dxa"/>
             </w:tcMar>
           </w:tcPr>
@@ -2221,15 +2221,15 @@
             <w:tcW w:type="dxa" w:w="1827"/>
             <w:tcBorders>
               <w:top w:val="single" w:sz="4" w:color="D9D9D9"/>
+              <w:left w:val="single" w:sz="4" w:color="D9D9D9"/>
               <w:bottom w:val="single" w:sz="4" w:color="D9D9D9"/>
-              <w:left w:val="single" w:sz="4" w:color="D9D9D9"/>
               <w:right w:val="single" w:sz="4" w:color="D9D9D9"/>
             </w:tcBorders>
             <w:shd w:fill="FFFFFF"/>
             <w:tcMar>
               <w:top w:w="85" w:type="dxa"/>
+              <w:left w:w="85" w:type="dxa"/>
               <w:bottom w:w="85" w:type="dxa"/>
-              <w:left w:w="85" w:type="dxa"/>
               <w:right w:w="85" w:type="dxa"/>
             </w:tcMar>
           </w:tcPr>
@@ -2254,15 +2254,15 @@
             <w:tcW w:type="dxa" w:w="4670"/>
             <w:tcBorders>
               <w:top w:val="single" w:sz="4" w:color="D9D9D9"/>
+              <w:left w:val="single" w:sz="4" w:color="D9D9D9"/>
               <w:bottom w:val="single" w:sz="4" w:color="D9D9D9"/>
-              <w:left w:val="single" w:sz="4" w:color="D9D9D9"/>
               <w:right w:val="single" w:sz="4" w:color="D9D9D9"/>
             </w:tcBorders>
             <w:shd w:fill="F1F5F7"/>
             <w:tcMar>
               <w:top w:w="85" w:type="dxa"/>
+              <w:left w:w="85" w:type="dxa"/>
               <w:bottom w:w="85" w:type="dxa"/>
-              <w:left w:w="85" w:type="dxa"/>
               <w:right w:w="85" w:type="dxa"/>
             </w:tcMar>
           </w:tcPr>
@@ -2285,15 +2285,15 @@
             <w:tcW w:type="dxa" w:w="1827"/>
             <w:tcBorders>
               <w:top w:val="single" w:sz="4" w:color="D9D9D9"/>
+              <w:left w:val="single" w:sz="4" w:color="D9D9D9"/>
               <w:bottom w:val="single" w:sz="4" w:color="D9D9D9"/>
-              <w:left w:val="single" w:sz="4" w:color="D9D9D9"/>
               <w:right w:val="single" w:sz="4" w:color="D9D9D9"/>
             </w:tcBorders>
             <w:shd w:fill="F1F5F7"/>
             <w:tcMar>
               <w:top w:w="85" w:type="dxa"/>
+              <w:left w:w="85" w:type="dxa"/>
               <w:bottom w:w="85" w:type="dxa"/>
-              <w:left w:w="85" w:type="dxa"/>
               <w:right w:w="85" w:type="dxa"/>
             </w:tcMar>
           </w:tcPr>
@@ -2316,15 +2316,15 @@
             <w:tcW w:type="dxa" w:w="1827"/>
             <w:tcBorders>
               <w:top w:val="single" w:sz="4" w:color="D9D9D9"/>
+              <w:left w:val="single" w:sz="4" w:color="D9D9D9"/>
               <w:bottom w:val="single" w:sz="4" w:color="D9D9D9"/>
-              <w:left w:val="single" w:sz="4" w:color="D9D9D9"/>
               <w:right w:val="single" w:sz="4" w:color="D9D9D9"/>
             </w:tcBorders>
             <w:shd w:fill="F1F5F7"/>
             <w:tcMar>
               <w:top w:w="85" w:type="dxa"/>
+              <w:left w:w="85" w:type="dxa"/>
               <w:bottom w:w="85" w:type="dxa"/>
-              <w:left w:w="85" w:type="dxa"/>
               <w:right w:w="85" w:type="dxa"/>
             </w:tcMar>
           </w:tcPr>
@@ -2347,15 +2347,15 @@
             <w:tcW w:type="dxa" w:w="1827"/>
             <w:tcBorders>
               <w:top w:val="single" w:sz="4" w:color="D9D9D9"/>
+              <w:left w:val="single" w:sz="4" w:color="D9D9D9"/>
               <w:bottom w:val="single" w:sz="4" w:color="D9D9D9"/>
-              <w:left w:val="single" w:sz="4" w:color="D9D9D9"/>
               <w:right w:val="single" w:sz="4" w:color="D9D9D9"/>
             </w:tcBorders>
             <w:shd w:fill="F1F5F7"/>
             <w:tcMar>
               <w:top w:w="85" w:type="dxa"/>
+              <w:left w:w="85" w:type="dxa"/>
               <w:bottom w:w="85" w:type="dxa"/>
-              <w:left w:w="85" w:type="dxa"/>
               <w:right w:w="85" w:type="dxa"/>
             </w:tcMar>
           </w:tcPr>
@@ -2380,15 +2380,15 @@
             <w:tcW w:type="dxa" w:w="4670"/>
             <w:tcBorders>
               <w:top w:val="single" w:sz="4" w:color="D9D9D9"/>
+              <w:left w:val="single" w:sz="4" w:color="D9D9D9"/>
               <w:bottom w:val="single" w:sz="4" w:color="D9D9D9"/>
-              <w:left w:val="single" w:sz="4" w:color="D9D9D9"/>
               <w:right w:val="single" w:sz="4" w:color="D9D9D9"/>
             </w:tcBorders>
             <w:shd w:fill="FFFFFF"/>
             <w:tcMar>
               <w:top w:w="85" w:type="dxa"/>
+              <w:left w:w="85" w:type="dxa"/>
               <w:bottom w:w="85" w:type="dxa"/>
-              <w:left w:w="85" w:type="dxa"/>
               <w:right w:w="85" w:type="dxa"/>
             </w:tcMar>
           </w:tcPr>
@@ -2411,15 +2411,15 @@
             <w:tcW w:type="dxa" w:w="1827"/>
             <w:tcBorders>
               <w:top w:val="single" w:sz="4" w:color="D9D9D9"/>
+              <w:left w:val="single" w:sz="4" w:color="D9D9D9"/>
               <w:bottom w:val="single" w:sz="4" w:color="D9D9D9"/>
-              <w:left w:val="single" w:sz="4" w:color="D9D9D9"/>
               <w:right w:val="single" w:sz="4" w:color="D9D9D9"/>
             </w:tcBorders>
             <w:shd w:fill="FFFFFF"/>
             <w:tcMar>
               <w:top w:w="85" w:type="dxa"/>
+              <w:left w:w="85" w:type="dxa"/>
               <w:bottom w:w="85" w:type="dxa"/>
-              <w:left w:w="85" w:type="dxa"/>
               <w:right w:w="85" w:type="dxa"/>
             </w:tcMar>
           </w:tcPr>
@@ -2442,15 +2442,15 @@
             <w:tcW w:type="dxa" w:w="1827"/>
             <w:tcBorders>
               <w:top w:val="single" w:sz="4" w:color="D9D9D9"/>
+              <w:left w:val="single" w:sz="4" w:color="D9D9D9"/>
               <w:bottom w:val="single" w:sz="4" w:color="D9D9D9"/>
-              <w:left w:val="single" w:sz="4" w:color="D9D9D9"/>
               <w:right w:val="single" w:sz="4" w:color="D9D9D9"/>
             </w:tcBorders>
             <w:shd w:fill="FFFFFF"/>
             <w:tcMar>
               <w:top w:w="85" w:type="dxa"/>
+              <w:left w:w="85" w:type="dxa"/>
               <w:bottom w:w="85" w:type="dxa"/>
-              <w:left w:w="85" w:type="dxa"/>
               <w:right w:w="85" w:type="dxa"/>
             </w:tcMar>
           </w:tcPr>
@@ -2473,15 +2473,15 @@
             <w:tcW w:type="dxa" w:w="1827"/>
             <w:tcBorders>
               <w:top w:val="single" w:sz="4" w:color="D9D9D9"/>
+              <w:left w:val="single" w:sz="4" w:color="D9D9D9"/>
               <w:bottom w:val="single" w:sz="4" w:color="D9D9D9"/>
-              <w:left w:val="single" w:sz="4" w:color="D9D9D9"/>
               <w:right w:val="single" w:sz="4" w:color="D9D9D9"/>
             </w:tcBorders>
             <w:shd w:fill="FFFFFF"/>
             <w:tcMar>
               <w:top w:w="85" w:type="dxa"/>
+              <w:left w:w="85" w:type="dxa"/>
               <w:bottom w:w="85" w:type="dxa"/>
-              <w:left w:w="85" w:type="dxa"/>
               <w:right w:w="85" w:type="dxa"/>
             </w:tcMar>
           </w:tcPr>
@@ -2506,15 +2506,15 @@
             <w:tcW w:type="dxa" w:w="4670"/>
             <w:tcBorders>
               <w:top w:val="single" w:sz="4" w:color="D9D9D9"/>
+              <w:left w:val="single" w:sz="4" w:color="D9D9D9"/>
               <w:bottom w:val="single" w:sz="4" w:color="D9D9D9"/>
-              <w:left w:val="single" w:sz="4" w:color="D9D9D9"/>
               <w:right w:val="single" w:sz="4" w:color="D9D9D9"/>
             </w:tcBorders>
             <w:shd w:fill="F1F5F7"/>
             <w:tcMar>
               <w:top w:w="85" w:type="dxa"/>
+              <w:left w:w="85" w:type="dxa"/>
               <w:bottom w:w="85" w:type="dxa"/>
-              <w:left w:w="85" w:type="dxa"/>
               <w:right w:w="85" w:type="dxa"/>
             </w:tcMar>
           </w:tcPr>
@@ -2537,15 +2537,15 @@
             <w:tcW w:type="dxa" w:w="1827"/>
             <w:tcBorders>
               <w:top w:val="single" w:sz="4" w:color="D9D9D9"/>
+              <w:left w:val="single" w:sz="4" w:color="D9D9D9"/>
               <w:bottom w:val="single" w:sz="4" w:color="D9D9D9"/>
-              <w:left w:val="single" w:sz="4" w:color="D9D9D9"/>
               <w:right w:val="single" w:sz="4" w:color="D9D9D9"/>
             </w:tcBorders>
             <w:shd w:fill="F1F5F7"/>
             <w:tcMar>
               <w:top w:w="85" w:type="dxa"/>
+              <w:left w:w="85" w:type="dxa"/>
               <w:bottom w:w="85" w:type="dxa"/>
-              <w:left w:w="85" w:type="dxa"/>
               <w:right w:w="85" w:type="dxa"/>
             </w:tcMar>
           </w:tcPr>
@@ -2568,15 +2568,15 @@
             <w:tcW w:type="dxa" w:w="1827"/>
             <w:tcBorders>
               <w:top w:val="single" w:sz="4" w:color="D9D9D9"/>
+              <w:left w:val="single" w:sz="4" w:color="D9D9D9"/>
               <w:bottom w:val="single" w:sz="4" w:color="D9D9D9"/>
-              <w:left w:val="single" w:sz="4" w:color="D9D9D9"/>
               <w:right w:val="single" w:sz="4" w:color="D9D9D9"/>
             </w:tcBorders>
             <w:shd w:fill="F1F5F7"/>
             <w:tcMar>
               <w:top w:w="85" w:type="dxa"/>
+              <w:left w:w="85" w:type="dxa"/>
               <w:bottom w:w="85" w:type="dxa"/>
-              <w:left w:w="85" w:type="dxa"/>
               <w:right w:w="85" w:type="dxa"/>
             </w:tcMar>
           </w:tcPr>
@@ -2599,15 +2599,15 @@
             <w:tcW w:type="dxa" w:w="1827"/>
             <w:tcBorders>
               <w:top w:val="single" w:sz="4" w:color="D9D9D9"/>
+              <w:left w:val="single" w:sz="4" w:color="D9D9D9"/>
               <w:bottom w:val="single" w:sz="4" w:color="D9D9D9"/>
-              <w:left w:val="single" w:sz="4" w:color="D9D9D9"/>
               <w:right w:val="single" w:sz="4" w:color="D9D9D9"/>
             </w:tcBorders>
             <w:shd w:fill="F1F5F7"/>
             <w:tcMar>
               <w:top w:w="85" w:type="dxa"/>
+              <w:left w:w="85" w:type="dxa"/>
               <w:bottom w:w="85" w:type="dxa"/>
-              <w:left w:w="85" w:type="dxa"/>
               <w:right w:w="85" w:type="dxa"/>
             </w:tcMar>
           </w:tcPr>
@@ -2682,15 +2682,15 @@
             <w:tcW w:type="dxa" w:w="2843"/>
             <w:tcBorders>
               <w:top w:val="single" w:sz="4" w:color="D9D9D9"/>
+              <w:left w:val="single" w:sz="4" w:color="D9D9D9"/>
               <w:bottom w:val="single" w:sz="4" w:color="D9D9D9"/>
-              <w:left w:val="single" w:sz="4" w:color="D9D9D9"/>
               <w:right w:val="single" w:sz="4" w:color="D9D9D9"/>
             </w:tcBorders>
             <w:shd w:fill="142D40"/>
             <w:tcMar>
               <w:top w:w="85" w:type="dxa"/>
+              <w:left w:w="85" w:type="dxa"/>
               <w:bottom w:w="85" w:type="dxa"/>
-              <w:left w:w="85" w:type="dxa"/>
               <w:right w:w="85" w:type="dxa"/>
             </w:tcMar>
           </w:tcPr>
@@ -2713,15 +2713,15 @@
             <w:tcW w:type="dxa" w:w="1624"/>
             <w:tcBorders>
               <w:top w:val="single" w:sz="4" w:color="D9D9D9"/>
+              <w:left w:val="single" w:sz="4" w:color="D9D9D9"/>
               <w:bottom w:val="single" w:sz="4" w:color="D9D9D9"/>
-              <w:left w:val="single" w:sz="4" w:color="D9D9D9"/>
               <w:right w:val="single" w:sz="4" w:color="D9D9D9"/>
             </w:tcBorders>
             <w:shd w:fill="142D40"/>
             <w:tcMar>
               <w:top w:w="85" w:type="dxa"/>
+              <w:left w:w="85" w:type="dxa"/>
               <w:bottom w:w="85" w:type="dxa"/>
-              <w:left w:w="85" w:type="dxa"/>
               <w:right w:w="85" w:type="dxa"/>
             </w:tcMar>
           </w:tcPr>
@@ -2744,15 +2744,15 @@
             <w:tcW w:type="dxa" w:w="5685"/>
             <w:tcBorders>
               <w:top w:val="single" w:sz="4" w:color="D9D9D9"/>
+              <w:left w:val="single" w:sz="4" w:color="D9D9D9"/>
               <w:bottom w:val="single" w:sz="4" w:color="D9D9D9"/>
-              <w:left w:val="single" w:sz="4" w:color="D9D9D9"/>
               <w:right w:val="single" w:sz="4" w:color="D9D9D9"/>
             </w:tcBorders>
             <w:shd w:fill="142D40"/>
             <w:tcMar>
               <w:top w:w="85" w:type="dxa"/>
+              <w:left w:w="85" w:type="dxa"/>
               <w:bottom w:w="85" w:type="dxa"/>
-              <w:left w:w="85" w:type="dxa"/>
               <w:right w:w="85" w:type="dxa"/>
             </w:tcMar>
           </w:tcPr>
@@ -2777,15 +2777,15 @@
             <w:tcW w:type="dxa" w:w="2843"/>
             <w:tcBorders>
               <w:top w:val="single" w:sz="4" w:color="D9D9D9"/>
+              <w:left w:val="single" w:sz="4" w:color="D9D9D9"/>
               <w:bottom w:val="single" w:sz="4" w:color="D9D9D9"/>
-              <w:left w:val="single" w:sz="4" w:color="D9D9D9"/>
               <w:right w:val="single" w:sz="4" w:color="D9D9D9"/>
             </w:tcBorders>
             <w:shd w:fill="FFFFFF"/>
             <w:tcMar>
               <w:top w:w="85" w:type="dxa"/>
+              <w:left w:w="85" w:type="dxa"/>
               <w:bottom w:w="85" w:type="dxa"/>
-              <w:left w:w="85" w:type="dxa"/>
               <w:right w:w="85" w:type="dxa"/>
             </w:tcMar>
           </w:tcPr>
@@ -2808,15 +2808,15 @@
             <w:tcW w:type="dxa" w:w="1624"/>
             <w:tcBorders>
               <w:top w:val="single" w:sz="4" w:color="D9D9D9"/>
+              <w:left w:val="single" w:sz="4" w:color="D9D9D9"/>
               <w:bottom w:val="single" w:sz="4" w:color="D9D9D9"/>
-              <w:left w:val="single" w:sz="4" w:color="D9D9D9"/>
               <w:right w:val="single" w:sz="4" w:color="D9D9D9"/>
             </w:tcBorders>
             <w:shd w:fill="FFFFFF"/>
             <w:tcMar>
               <w:top w:w="85" w:type="dxa"/>
+              <w:left w:w="85" w:type="dxa"/>
               <w:bottom w:w="85" w:type="dxa"/>
-              <w:left w:w="85" w:type="dxa"/>
               <w:right w:w="85" w:type="dxa"/>
             </w:tcMar>
           </w:tcPr>
@@ -2839,15 +2839,15 @@
             <w:tcW w:type="dxa" w:w="5685"/>
             <w:tcBorders>
               <w:top w:val="single" w:sz="4" w:color="D9D9D9"/>
+              <w:left w:val="single" w:sz="4" w:color="D9D9D9"/>
               <w:bottom w:val="single" w:sz="4" w:color="D9D9D9"/>
-              <w:left w:val="single" w:sz="4" w:color="D9D9D9"/>
               <w:right w:val="single" w:sz="4" w:color="D9D9D9"/>
             </w:tcBorders>
             <w:shd w:fill="FFFFFF"/>
             <w:tcMar>
               <w:top w:w="85" w:type="dxa"/>
+              <w:left w:w="85" w:type="dxa"/>
               <w:bottom w:w="85" w:type="dxa"/>
-              <w:left w:w="85" w:type="dxa"/>
               <w:right w:w="85" w:type="dxa"/>
             </w:tcMar>
           </w:tcPr>
@@ -2872,15 +2872,15 @@
             <w:tcW w:type="dxa" w:w="2843"/>
             <w:tcBorders>
               <w:top w:val="single" w:sz="4" w:color="D9D9D9"/>
+              <w:left w:val="single" w:sz="4" w:color="D9D9D9"/>
               <w:bottom w:val="single" w:sz="4" w:color="D9D9D9"/>
-              <w:left w:val="single" w:sz="4" w:color="D9D9D9"/>
               <w:right w:val="single" w:sz="4" w:color="D9D9D9"/>
             </w:tcBorders>
             <w:shd w:fill="F1F5F7"/>
             <w:tcMar>
               <w:top w:w="85" w:type="dxa"/>
+              <w:left w:w="85" w:type="dxa"/>
               <w:bottom w:w="85" w:type="dxa"/>
-              <w:left w:w="85" w:type="dxa"/>
               <w:right w:w="85" w:type="dxa"/>
             </w:tcMar>
           </w:tcPr>
@@ -2903,15 +2903,15 @@
             <w:tcW w:type="dxa" w:w="1624"/>
             <w:tcBorders>
               <w:top w:val="single" w:sz="4" w:color="D9D9D9"/>
+              <w:left w:val="single" w:sz="4" w:color="D9D9D9"/>
               <w:bottom w:val="single" w:sz="4" w:color="D9D9D9"/>
-              <w:left w:val="single" w:sz="4" w:color="D9D9D9"/>
               <w:right w:val="single" w:sz="4" w:color="D9D9D9"/>
             </w:tcBorders>
             <w:shd w:fill="F1F5F7"/>
             <w:tcMar>
               <w:top w:w="85" w:type="dxa"/>
+              <w:left w:w="85" w:type="dxa"/>
               <w:bottom w:w="85" w:type="dxa"/>
-              <w:left w:w="85" w:type="dxa"/>
               <w:right w:w="85" w:type="dxa"/>
             </w:tcMar>
           </w:tcPr>
@@ -2934,15 +2934,15 @@
             <w:tcW w:type="dxa" w:w="5685"/>
             <w:tcBorders>
               <w:top w:val="single" w:sz="4" w:color="D9D9D9"/>
+              <w:left w:val="single" w:sz="4" w:color="D9D9D9"/>
               <w:bottom w:val="single" w:sz="4" w:color="D9D9D9"/>
-              <w:left w:val="single" w:sz="4" w:color="D9D9D9"/>
               <w:right w:val="single" w:sz="4" w:color="D9D9D9"/>
             </w:tcBorders>
             <w:shd w:fill="F1F5F7"/>
             <w:tcMar>
               <w:top w:w="85" w:type="dxa"/>
+              <w:left w:w="85" w:type="dxa"/>
               <w:bottom w:w="85" w:type="dxa"/>
-              <w:left w:w="85" w:type="dxa"/>
               <w:right w:w="85" w:type="dxa"/>
             </w:tcMar>
           </w:tcPr>
